--- a/transcripts/Oilfield 360/OF360 Transcript Files/OF360-10-25-David Paradis.docx
+++ b/transcripts/Oilfield 360/OF360 Transcript Files/OF360-10-25-David Paradis.docx
@@ -1,7 +1,6 @@
 
 <file path=word/document.xml><?xml version="1.0" encoding="utf-8"?>
-<w:document xmlns:wpc="http://schemas.microsoft.com/office/word/2010/wordprocessingCanvas" xmlns:mc="http://schemas.openxmlformats.org/markup-compatibility/2006" xmlns:o="urn:schemas-microsoft-com:office:office" xmlns:r="http://schemas.openxmlformats.org/officeDocument/2006/relationships" xmlns:m="http://schemas.openxmlformats.org/officeDocument/2006/math" xmlns:v="urn:schemas-microsoft-com:vml" xmlns:wp14="http://schemas.microsoft.com/office/word/2010/wordprocessingDrawing" xmlns:wp="http://schemas.openxmlformats.org/drawingml/2006/wordprocessingDrawing" xmlns:w10="urn:schemas-microsoft-com:office:word" xmlns:w="http://schemas.openxmlformats.org/wordprocessingml/2006/main" xmlns:w14="http://schemas.microsoft.com/office/word/2010/wordml" xmlns:w15="http://schemas.microsoft.com/office/word/2012/wordml" xmlns:wpg="http://schemas.microsoft.com/office/word/2010/wordprocessingGroup" xmlns:wpi="http://schemas.microsoft.com/office/word/2010/wordprocessingInk" xmlns:wne="http://schemas.microsoft.com/office/word/2006/wordml" xmlns:wps="http://schemas.microsoft.com/office/word/2010/wordprocessingShape" mc:Ignorable="w14 w15 wp14">
-  <w:background w:color="FFFFFF"/>
+<w:document xmlns:wpc="http://schemas.microsoft.com/office/word/2010/wordprocessingCanvas" xmlns:mc="http://schemas.openxmlformats.org/markup-compatibility/2006" xmlns:o="urn:schemas-microsoft-com:office:office" xmlns:r="http://schemas.openxmlformats.org/officeDocument/2006/relationships" xmlns:m="http://schemas.openxmlformats.org/officeDocument/2006/math" xmlns:v="urn:schemas-microsoft-com:vml" xmlns:wp14="http://schemas.microsoft.com/office/word/2010/wordprocessingDrawing" xmlns:wp="http://schemas.openxmlformats.org/drawingml/2006/wordprocessingDrawing" xmlns:w10="urn:schemas-microsoft-com:office:word" xmlns:w="http://schemas.openxmlformats.org/wordprocessingml/2006/main" xmlns:w14="http://schemas.microsoft.com/office/word/2010/wordml" xmlns:w15="http://schemas.microsoft.com/office/word/2012/wordml" xmlns:wpg="http://schemas.microsoft.com/office/word/2010/wordprocessingGroup" xmlns:wpi="http://schemas.microsoft.com/office/word/2010/wordprocessingInk" xmlns:wne="http://schemas.microsoft.com/office/word/2006/wordml" xmlns:wps="http://schemas.microsoft.com/office/word/2010/wordprocessingShape" xmlns:cx="http://schemas.microsoft.com/office/drawing/2014/chartex" xmlns:cx1="http://schemas.microsoft.com/office/drawing/2015/9/8/chartex" xmlns:cx2="http://schemas.microsoft.com/office/drawing/2015/10/21/chartex" xmlns:cx3="http://schemas.microsoft.com/office/drawing/2016/5/9/chartex" xmlns:cx4="http://schemas.microsoft.com/office/drawing/2016/5/10/chartex" xmlns:cx5="http://schemas.microsoft.com/office/drawing/2016/5/11/chartex" xmlns:cx6="http://schemas.microsoft.com/office/drawing/2016/5/12/chartex" xmlns:cx7="http://schemas.microsoft.com/office/drawing/2016/5/13/chartex" xmlns:cx8="http://schemas.microsoft.com/office/drawing/2016/5/14/chartex" xmlns:aink="http://schemas.microsoft.com/office/drawing/2016/ink" xmlns:am3d="http://schemas.microsoft.com/office/drawing/2017/model3d" xmlns:w16cex="http://schemas.microsoft.com/office/word/2018/wordml/cex" xmlns:w16cid="http://schemas.microsoft.com/office/word/2016/wordml/cid" xmlns:w16="http://schemas.microsoft.com/office/word/2018/wordml" xmlns:w16sdtdh="http://schemas.microsoft.com/office/word/2020/wordml/sdtdatahash" xmlns:w16se="http://schemas.microsoft.com/office/word/2015/wordml/symex" mc:Ignorable="w14 w15 wp14">
   <w:body>
     <w:p>
       <w:pPr>
@@ -26,9 +25,9 @@
       </w:r>
       <w:r>
         <w:rPr>
-          <w:b w:val="true"/>
-          <w:bCs w:val="true"/>
-          <w:color w:val="72B372"/>
+          <w:b/>
+          <w:bCs/>
+          <w:color w:val="489872"/>
         </w:rPr>
         <w:t xml:space="preserve">David de Roode:</w:t>
       </w:r>
@@ -51,9 +50,9 @@
       </w:r>
       <w:r>
         <w:rPr>
-          <w:b w:val="true"/>
-          <w:bCs w:val="true"/>
-          <w:color w:val="6600CC"/>
+          <w:b/>
+          <w:bCs/>
+          <w:color w:val="9C5DE1"/>
         </w:rPr>
         <w:t xml:space="preserve">Victoria Beard :</w:t>
       </w:r>
@@ -76,9 +75,9 @@
       </w:r>
       <w:r>
         <w:rPr>
-          <w:b w:val="true"/>
-          <w:bCs w:val="true"/>
-          <w:color w:val="72B372"/>
+          <w:b/>
+          <w:bCs/>
+          <w:color w:val="489872"/>
         </w:rPr>
         <w:t xml:space="preserve">David de Roode:</w:t>
       </w:r>
@@ -101,9 +100,9 @@
       </w:r>
       <w:r>
         <w:rPr>
-          <w:b w:val="true"/>
-          <w:bCs w:val="true"/>
-          <w:color w:val="6600CC"/>
+          <w:b/>
+          <w:bCs/>
+          <w:color w:val="9C5DE1"/>
         </w:rPr>
         <w:t xml:space="preserve">Victoria Beard :</w:t>
       </w:r>
@@ -126,9 +125,9 @@
       </w:r>
       <w:r>
         <w:rPr>
-          <w:b w:val="true"/>
-          <w:bCs w:val="true"/>
-          <w:color w:val="72B372"/>
+          <w:b/>
+          <w:bCs/>
+          <w:color w:val="489872"/>
         </w:rPr>
         <w:t xml:space="preserve">David de Roode:</w:t>
       </w:r>
@@ -151,9 +150,9 @@
       </w:r>
       <w:r>
         <w:rPr>
-          <w:b w:val="true"/>
-          <w:bCs w:val="true"/>
-          <w:color w:val="6600CC"/>
+          <w:b/>
+          <w:bCs/>
+          <w:color w:val="9C5DE1"/>
         </w:rPr>
         <w:t xml:space="preserve">Victoria Beard :</w:t>
       </w:r>
@@ -176,9 +175,9 @@
       </w:r>
       <w:r>
         <w:rPr>
-          <w:b w:val="true"/>
-          <w:bCs w:val="true"/>
-          <w:color w:val="6600CC"/>
+          <w:b/>
+          <w:bCs/>
+          <w:color w:val="9C5DE1"/>
         </w:rPr>
         <w:t xml:space="preserve">Victoria Beard :</w:t>
       </w:r>
@@ -201,9 +200,9 @@
       </w:r>
       <w:r>
         <w:rPr>
-          <w:b w:val="true"/>
-          <w:bCs w:val="true"/>
-          <w:color w:val="72B372"/>
+          <w:b/>
+          <w:bCs/>
+          <w:color w:val="489872"/>
         </w:rPr>
         <w:t xml:space="preserve">David de Roode:</w:t>
       </w:r>
@@ -226,9 +225,9 @@
       </w:r>
       <w:r>
         <w:rPr>
-          <w:b w:val="true"/>
-          <w:bCs w:val="true"/>
-          <w:color w:val="6600CC"/>
+          <w:b/>
+          <w:bCs/>
+          <w:color w:val="9C5DE1"/>
         </w:rPr>
         <w:t xml:space="preserve">Victoria Beard :</w:t>
       </w:r>
@@ -251,9 +250,9 @@
       </w:r>
       <w:r>
         <w:rPr>
-          <w:b w:val="true"/>
-          <w:bCs w:val="true"/>
-          <w:color w:val="72B372"/>
+          <w:b/>
+          <w:bCs/>
+          <w:color w:val="489872"/>
         </w:rPr>
         <w:t xml:space="preserve">David de Roode:</w:t>
       </w:r>
@@ -276,9 +275,9 @@
       </w:r>
       <w:r>
         <w:rPr>
-          <w:b w:val="true"/>
-          <w:bCs w:val="true"/>
-          <w:color w:val="72B372"/>
+          <w:b/>
+          <w:bCs/>
+          <w:color w:val="489872"/>
         </w:rPr>
         <w:t xml:space="preserve">David de Roode:</w:t>
       </w:r>
@@ -310,9 +309,9 @@
       </w:r>
       <w:r>
         <w:rPr>
-          <w:b w:val="true"/>
-          <w:bCs w:val="true"/>
-          <w:color w:val="6600CC"/>
+          <w:b/>
+          <w:bCs/>
+          <w:color w:val="9C5DE1"/>
         </w:rPr>
         <w:t xml:space="preserve">Victoria Beard :</w:t>
       </w:r>
@@ -335,9 +334,9 @@
       </w:r>
       <w:r>
         <w:rPr>
-          <w:b w:val="true"/>
-          <w:bCs w:val="true"/>
-          <w:color w:val="72B372"/>
+          <w:b/>
+          <w:bCs/>
+          <w:color w:val="489872"/>
         </w:rPr>
         <w:t xml:space="preserve">David de Roode:</w:t>
       </w:r>
@@ -360,9 +359,9 @@
       </w:r>
       <w:r>
         <w:rPr>
-          <w:b w:val="true"/>
-          <w:bCs w:val="true"/>
-          <w:color w:val="72B372"/>
+          <w:b/>
+          <w:bCs/>
+          <w:color w:val="489872"/>
         </w:rPr>
         <w:t xml:space="preserve">David de Roode:</w:t>
       </w:r>
@@ -385,9 +384,9 @@
       </w:r>
       <w:r>
         <w:rPr>
-          <w:b w:val="true"/>
-          <w:bCs w:val="true"/>
-          <w:color w:val="6600CC"/>
+          <w:b/>
+          <w:bCs/>
+          <w:color w:val="9C5DE1"/>
         </w:rPr>
         <w:t xml:space="preserve">Victoria Beard :</w:t>
       </w:r>
@@ -410,9 +409,9 @@
       </w:r>
       <w:r>
         <w:rPr>
-          <w:b w:val="true"/>
-          <w:bCs w:val="true"/>
-          <w:color w:val="72B372"/>
+          <w:b/>
+          <w:bCs/>
+          <w:color w:val="489872"/>
         </w:rPr>
         <w:t xml:space="preserve">David de Roode:</w:t>
       </w:r>
@@ -435,9 +434,9 @@
       </w:r>
       <w:r>
         <w:rPr>
-          <w:b w:val="true"/>
-          <w:bCs w:val="true"/>
-          <w:color w:val="6600CC"/>
+          <w:b/>
+          <w:bCs/>
+          <w:color w:val="9C5DE1"/>
         </w:rPr>
         <w:t xml:space="preserve">Victoria Beard :</w:t>
       </w:r>
@@ -460,9 +459,9 @@
       </w:r>
       <w:r>
         <w:rPr>
-          <w:b w:val="true"/>
-          <w:bCs w:val="true"/>
-          <w:color w:val="72B372"/>
+          <w:b/>
+          <w:bCs/>
+          <w:color w:val="489872"/>
         </w:rPr>
         <w:t xml:space="preserve">David de Roode:</w:t>
       </w:r>
@@ -485,9 +484,9 @@
       </w:r>
       <w:r>
         <w:rPr>
-          <w:b w:val="true"/>
-          <w:bCs w:val="true"/>
-          <w:color w:val="6600CC"/>
+          <w:b/>
+          <w:bCs/>
+          <w:color w:val="9C5DE1"/>
         </w:rPr>
         <w:t xml:space="preserve">Victoria Beard :</w:t>
       </w:r>
@@ -510,9 +509,9 @@
       </w:r>
       <w:r>
         <w:rPr>
-          <w:b w:val="true"/>
-          <w:bCs w:val="true"/>
-          <w:color w:val="6600CC"/>
+          <w:b/>
+          <w:bCs/>
+          <w:color w:val="9C5DE1"/>
         </w:rPr>
         <w:t xml:space="preserve">Victoria Beard :</w:t>
       </w:r>
@@ -535,9 +534,9 @@
       </w:r>
       <w:r>
         <w:rPr>
-          <w:b w:val="true"/>
-          <w:bCs w:val="true"/>
-          <w:color w:val="72B372"/>
+          <w:b/>
+          <w:bCs/>
+          <w:color w:val="489872"/>
         </w:rPr>
         <w:t xml:space="preserve">David de Roode:</w:t>
       </w:r>
@@ -569,9 +568,9 @@
       </w:r>
       <w:r>
         <w:rPr>
-          <w:b w:val="true"/>
-          <w:bCs w:val="true"/>
-          <w:color w:val="72B372"/>
+          <w:b/>
+          <w:bCs/>
+          <w:color w:val="489872"/>
         </w:rPr>
         <w:t xml:space="preserve">David de Roode:</w:t>
       </w:r>
@@ -594,9 +593,9 @@
       </w:r>
       <w:r>
         <w:rPr>
-          <w:b w:val="true"/>
-          <w:bCs w:val="true"/>
-          <w:color w:val="DE4A1D"/>
+          <w:b/>
+          <w:bCs/>
+          <w:color w:val="DC7D3E"/>
         </w:rPr>
         <w:t xml:space="preserve">David Paradis:</w:t>
       </w:r>
@@ -619,9 +618,9 @@
       </w:r>
       <w:r>
         <w:rPr>
-          <w:b w:val="true"/>
-          <w:bCs w:val="true"/>
-          <w:color w:val="DE4A1D"/>
+          <w:b/>
+          <w:bCs/>
+          <w:color w:val="DC7D3E"/>
         </w:rPr>
         <w:t xml:space="preserve">David Paradis:</w:t>
       </w:r>
@@ -644,9 +643,9 @@
       </w:r>
       <w:r>
         <w:rPr>
-          <w:b w:val="true"/>
-          <w:bCs w:val="true"/>
-          <w:color w:val="72B372"/>
+          <w:b/>
+          <w:bCs/>
+          <w:color w:val="489872"/>
         </w:rPr>
         <w:t xml:space="preserve">David de Roode:</w:t>
       </w:r>
@@ -669,9 +668,9 @@
       </w:r>
       <w:r>
         <w:rPr>
-          <w:b w:val="true"/>
-          <w:bCs w:val="true"/>
-          <w:color w:val="72B372"/>
+          <w:b/>
+          <w:bCs/>
+          <w:color w:val="489872"/>
         </w:rPr>
         <w:t xml:space="preserve">David de Roode:</w:t>
       </w:r>
@@ -703,9 +702,9 @@
       </w:r>
       <w:r>
         <w:rPr>
-          <w:b w:val="true"/>
-          <w:bCs w:val="true"/>
-          <w:color w:val="DE4A1D"/>
+          <w:b/>
+          <w:bCs/>
+          <w:color w:val="DC7D3E"/>
         </w:rPr>
         <w:t xml:space="preserve">David Paradis:</w:t>
       </w:r>
@@ -728,9 +727,9 @@
       </w:r>
       <w:r>
         <w:rPr>
-          <w:b w:val="true"/>
-          <w:bCs w:val="true"/>
-          <w:color w:val="DE4A1D"/>
+          <w:b/>
+          <w:bCs/>
+          <w:color w:val="DC7D3E"/>
         </w:rPr>
         <w:t xml:space="preserve">David Paradis:</w:t>
       </w:r>
@@ -753,9 +752,9 @@
       </w:r>
       <w:r>
         <w:rPr>
-          <w:b w:val="true"/>
-          <w:bCs w:val="true"/>
-          <w:color w:val="DE4A1D"/>
+          <w:b/>
+          <w:bCs/>
+          <w:color w:val="DC7D3E"/>
         </w:rPr>
         <w:t xml:space="preserve">David Paradis:</w:t>
       </w:r>
@@ -787,9 +786,9 @@
       </w:r>
       <w:r>
         <w:rPr>
-          <w:b w:val="true"/>
-          <w:bCs w:val="true"/>
-          <w:color w:val="DE4A1D"/>
+          <w:b/>
+          <w:bCs/>
+          <w:color w:val="DC7D3E"/>
         </w:rPr>
         <w:t xml:space="preserve">David Paradis:</w:t>
       </w:r>
@@ -812,9 +811,9 @@
       </w:r>
       <w:r>
         <w:rPr>
-          <w:b w:val="true"/>
-          <w:bCs w:val="true"/>
-          <w:color w:val="DE4A1D"/>
+          <w:b/>
+          <w:bCs/>
+          <w:color w:val="DC7D3E"/>
         </w:rPr>
         <w:t xml:space="preserve">David Paradis:</w:t>
       </w:r>
@@ -837,9 +836,9 @@
       </w:r>
       <w:r>
         <w:rPr>
-          <w:b w:val="true"/>
-          <w:bCs w:val="true"/>
-          <w:color w:val="72B372"/>
+          <w:b/>
+          <w:bCs/>
+          <w:color w:val="489872"/>
         </w:rPr>
         <w:t xml:space="preserve">David de Roode:</w:t>
       </w:r>
@@ -862,9 +861,9 @@
       </w:r>
       <w:r>
         <w:rPr>
-          <w:b w:val="true"/>
-          <w:bCs w:val="true"/>
-          <w:color w:val="72B372"/>
+          <w:b/>
+          <w:bCs/>
+          <w:color w:val="489872"/>
         </w:rPr>
         <w:t xml:space="preserve">David de Roode:</w:t>
       </w:r>
@@ -896,9 +895,9 @@
       </w:r>
       <w:r>
         <w:rPr>
-          <w:b w:val="true"/>
-          <w:bCs w:val="true"/>
-          <w:color w:val="DE4A1D"/>
+          <w:b/>
+          <w:bCs/>
+          <w:color w:val="DC7D3E"/>
         </w:rPr>
         <w:t xml:space="preserve">David Paradis:</w:t>
       </w:r>
@@ -921,9 +920,9 @@
       </w:r>
       <w:r>
         <w:rPr>
-          <w:b w:val="true"/>
-          <w:bCs w:val="true"/>
-          <w:color w:val="DE4A1D"/>
+          <w:b/>
+          <w:bCs/>
+          <w:color w:val="DC7D3E"/>
         </w:rPr>
         <w:t xml:space="preserve">David Paradis:</w:t>
       </w:r>
@@ -946,9 +945,9 @@
       </w:r>
       <w:r>
         <w:rPr>
-          <w:b w:val="true"/>
-          <w:bCs w:val="true"/>
-          <w:color w:val="DE4A1D"/>
+          <w:b/>
+          <w:bCs/>
+          <w:color w:val="DC7D3E"/>
         </w:rPr>
         <w:t xml:space="preserve">David Paradis:</w:t>
       </w:r>
@@ -980,9 +979,9 @@
       </w:r>
       <w:r>
         <w:rPr>
-          <w:b w:val="true"/>
-          <w:bCs w:val="true"/>
-          <w:color w:val="DE4A1D"/>
+          <w:b/>
+          <w:bCs/>
+          <w:color w:val="DC7D3E"/>
         </w:rPr>
         <w:t xml:space="preserve">David Paradis:</w:t>
       </w:r>
@@ -1005,9 +1004,9 @@
       </w:r>
       <w:r>
         <w:rPr>
-          <w:b w:val="true"/>
-          <w:bCs w:val="true"/>
-          <w:color w:val="DE4A1D"/>
+          <w:b/>
+          <w:bCs/>
+          <w:color w:val="DC7D3E"/>
         </w:rPr>
         <w:t xml:space="preserve">David Paradis:</w:t>
       </w:r>
@@ -1030,9 +1029,9 @@
       </w:r>
       <w:r>
         <w:rPr>
-          <w:b w:val="true"/>
-          <w:bCs w:val="true"/>
-          <w:color w:val="DE4A1D"/>
+          <w:b/>
+          <w:bCs/>
+          <w:color w:val="DC7D3E"/>
         </w:rPr>
         <w:t xml:space="preserve">David Paradis:</w:t>
       </w:r>
@@ -1064,9 +1063,9 @@
       </w:r>
       <w:r>
         <w:rPr>
-          <w:b w:val="true"/>
-          <w:bCs w:val="true"/>
-          <w:color w:val="DE4A1D"/>
+          <w:b/>
+          <w:bCs/>
+          <w:color w:val="DC7D3E"/>
         </w:rPr>
         <w:t xml:space="preserve">David Paradis:</w:t>
       </w:r>
@@ -1089,9 +1088,9 @@
       </w:r>
       <w:r>
         <w:rPr>
-          <w:b w:val="true"/>
-          <w:bCs w:val="true"/>
-          <w:color w:val="6600CC"/>
+          <w:b/>
+          <w:bCs/>
+          <w:color w:val="9C5DE1"/>
         </w:rPr>
         <w:t xml:space="preserve">Victoria Beard :</w:t>
       </w:r>
@@ -1114,9 +1113,9 @@
       </w:r>
       <w:r>
         <w:rPr>
-          <w:b w:val="true"/>
-          <w:bCs w:val="true"/>
-          <w:color w:val="DE4A1D"/>
+          <w:b/>
+          <w:bCs/>
+          <w:color w:val="DC7D3E"/>
         </w:rPr>
         <w:t xml:space="preserve">David Paradis:</w:t>
       </w:r>
@@ -1139,9 +1138,9 @@
       </w:r>
       <w:r>
         <w:rPr>
-          <w:b w:val="true"/>
-          <w:bCs w:val="true"/>
-          <w:color w:val="DE4A1D"/>
+          <w:b/>
+          <w:bCs/>
+          <w:color w:val="DC7D3E"/>
         </w:rPr>
         <w:t xml:space="preserve">David Paradis:</w:t>
       </w:r>
@@ -1173,9 +1172,9 @@
       </w:r>
       <w:r>
         <w:rPr>
-          <w:b w:val="true"/>
-          <w:bCs w:val="true"/>
-          <w:color w:val="DE4A1D"/>
+          <w:b/>
+          <w:bCs/>
+          <w:color w:val="DC7D3E"/>
         </w:rPr>
         <w:t xml:space="preserve">David Paradis:</w:t>
       </w:r>
@@ -1198,9 +1197,9 @@
       </w:r>
       <w:r>
         <w:rPr>
-          <w:b w:val="true"/>
-          <w:bCs w:val="true"/>
-          <w:color w:val="DE4A1D"/>
+          <w:b/>
+          <w:bCs/>
+          <w:color w:val="DC7D3E"/>
         </w:rPr>
         <w:t xml:space="preserve">David Paradis:</w:t>
       </w:r>
@@ -1232,9 +1231,9 @@
       </w:r>
       <w:r>
         <w:rPr>
-          <w:b w:val="true"/>
-          <w:bCs w:val="true"/>
-          <w:color w:val="DE4A1D"/>
+          <w:b/>
+          <w:bCs/>
+          <w:color w:val="DC7D3E"/>
         </w:rPr>
         <w:t xml:space="preserve">David Paradis:</w:t>
       </w:r>
@@ -1257,9 +1256,9 @@
       </w:r>
       <w:r>
         <w:rPr>
-          <w:b w:val="true"/>
-          <w:bCs w:val="true"/>
-          <w:color w:val="DE4A1D"/>
+          <w:b/>
+          <w:bCs/>
+          <w:color w:val="DC7D3E"/>
         </w:rPr>
         <w:t xml:space="preserve">David Paradis:</w:t>
       </w:r>
@@ -1282,9 +1281,9 @@
       </w:r>
       <w:r>
         <w:rPr>
-          <w:b w:val="true"/>
-          <w:bCs w:val="true"/>
-          <w:color w:val="DE4A1D"/>
+          <w:b/>
+          <w:bCs/>
+          <w:color w:val="DC7D3E"/>
         </w:rPr>
         <w:t xml:space="preserve">David Paradis:</w:t>
       </w:r>
@@ -1316,9 +1315,9 @@
       </w:r>
       <w:r>
         <w:rPr>
-          <w:b w:val="true"/>
-          <w:bCs w:val="true"/>
-          <w:color w:val="6600CC"/>
+          <w:b/>
+          <w:bCs/>
+          <w:color w:val="9C5DE1"/>
         </w:rPr>
         <w:t xml:space="preserve">Victoria Beard :</w:t>
       </w:r>
@@ -1341,9 +1340,9 @@
       </w:r>
       <w:r>
         <w:rPr>
-          <w:b w:val="true"/>
-          <w:bCs w:val="true"/>
-          <w:color w:val="72B372"/>
+          <w:b/>
+          <w:bCs/>
+          <w:color w:val="489872"/>
         </w:rPr>
         <w:t xml:space="preserve">David de Roode:</w:t>
       </w:r>
@@ -1366,9 +1365,9 @@
       </w:r>
       <w:r>
         <w:rPr>
-          <w:b w:val="true"/>
-          <w:bCs w:val="true"/>
-          <w:color w:val="DE4A1D"/>
+          <w:b/>
+          <w:bCs/>
+          <w:color w:val="DC7D3E"/>
         </w:rPr>
         <w:t xml:space="preserve">David Paradis:</w:t>
       </w:r>
@@ -1400,9 +1399,9 @@
       </w:r>
       <w:r>
         <w:rPr>
-          <w:b w:val="true"/>
-          <w:bCs w:val="true"/>
-          <w:color w:val="DE4A1D"/>
+          <w:b/>
+          <w:bCs/>
+          <w:color w:val="DC7D3E"/>
         </w:rPr>
         <w:t xml:space="preserve">David Paradis:</w:t>
       </w:r>
@@ -1425,9 +1424,9 @@
       </w:r>
       <w:r>
         <w:rPr>
-          <w:b w:val="true"/>
-          <w:bCs w:val="true"/>
-          <w:color w:val="DE4A1D"/>
+          <w:b/>
+          <w:bCs/>
+          <w:color w:val="DC7D3E"/>
         </w:rPr>
         <w:t xml:space="preserve">David Paradis:</w:t>
       </w:r>
@@ -1450,9 +1449,9 @@
       </w:r>
       <w:r>
         <w:rPr>
-          <w:b w:val="true"/>
-          <w:bCs w:val="true"/>
-          <w:color w:val="DE4A1D"/>
+          <w:b/>
+          <w:bCs/>
+          <w:color w:val="DC7D3E"/>
         </w:rPr>
         <w:t xml:space="preserve">David Paradis:</w:t>
       </w:r>
@@ -1484,9 +1483,9 @@
       </w:r>
       <w:r>
         <w:rPr>
-          <w:b w:val="true"/>
-          <w:bCs w:val="true"/>
-          <w:color w:val="72B372"/>
+          <w:b/>
+          <w:bCs/>
+          <w:color w:val="489872"/>
         </w:rPr>
         <w:t xml:space="preserve">David de Roode:</w:t>
       </w:r>
@@ -1509,9 +1508,9 @@
       </w:r>
       <w:r>
         <w:rPr>
-          <w:b w:val="true"/>
-          <w:bCs w:val="true"/>
-          <w:color w:val="72B372"/>
+          <w:b/>
+          <w:bCs/>
+          <w:color w:val="489872"/>
         </w:rPr>
         <w:t xml:space="preserve">David de Roode:</w:t>
       </w:r>
@@ -1534,9 +1533,9 @@
       </w:r>
       <w:r>
         <w:rPr>
-          <w:b w:val="true"/>
-          <w:bCs w:val="true"/>
-          <w:color w:val="DE4A1D"/>
+          <w:b/>
+          <w:bCs/>
+          <w:color w:val="DC7D3E"/>
         </w:rPr>
         <w:t xml:space="preserve">David Paradis:</w:t>
       </w:r>
@@ -1559,9 +1558,9 @@
       </w:r>
       <w:r>
         <w:rPr>
-          <w:b w:val="true"/>
-          <w:bCs w:val="true"/>
-          <w:color w:val="DE4A1D"/>
+          <w:b/>
+          <w:bCs/>
+          <w:color w:val="DC7D3E"/>
         </w:rPr>
         <w:t xml:space="preserve">David Paradis:</w:t>
       </w:r>
@@ -1593,9 +1592,9 @@
       </w:r>
       <w:r>
         <w:rPr>
-          <w:b w:val="true"/>
-          <w:bCs w:val="true"/>
-          <w:color w:val="DE4A1D"/>
+          <w:b/>
+          <w:bCs/>
+          <w:color w:val="DC7D3E"/>
         </w:rPr>
         <w:t xml:space="preserve">David Paradis:</w:t>
       </w:r>
@@ -1618,9 +1617,9 @@
       </w:r>
       <w:r>
         <w:rPr>
-          <w:b w:val="true"/>
-          <w:bCs w:val="true"/>
-          <w:color w:val="DE4A1D"/>
+          <w:b/>
+          <w:bCs/>
+          <w:color w:val="DC7D3E"/>
         </w:rPr>
         <w:t xml:space="preserve">David Paradis:</w:t>
       </w:r>
@@ -1652,9 +1651,9 @@
       </w:r>
       <w:r>
         <w:rPr>
-          <w:b w:val="true"/>
-          <w:bCs w:val="true"/>
-          <w:color w:val="DE4A1D"/>
+          <w:b/>
+          <w:bCs/>
+          <w:color w:val="DC7D3E"/>
         </w:rPr>
         <w:t xml:space="preserve">David Paradis:</w:t>
       </w:r>
@@ -1677,9 +1676,9 @@
       </w:r>
       <w:r>
         <w:rPr>
-          <w:b w:val="true"/>
-          <w:bCs w:val="true"/>
-          <w:color w:val="6600CC"/>
+          <w:b/>
+          <w:bCs/>
+          <w:color w:val="9C5DE1"/>
         </w:rPr>
         <w:t xml:space="preserve">Victoria Beard :</w:t>
       </w:r>
@@ -1702,9 +1701,9 @@
       </w:r>
       <w:r>
         <w:rPr>
-          <w:b w:val="true"/>
-          <w:bCs w:val="true"/>
-          <w:color w:val="DE4A1D"/>
+          <w:b/>
+          <w:bCs/>
+          <w:color w:val="DC7D3E"/>
         </w:rPr>
         <w:t xml:space="preserve">David Paradis:</w:t>
       </w:r>
@@ -1727,9 +1726,9 @@
       </w:r>
       <w:r>
         <w:rPr>
-          <w:b w:val="true"/>
-          <w:bCs w:val="true"/>
-          <w:color w:val="DE4A1D"/>
+          <w:b/>
+          <w:bCs/>
+          <w:color w:val="DC7D3E"/>
         </w:rPr>
         <w:t xml:space="preserve">David Paradis:</w:t>
       </w:r>
@@ -1752,9 +1751,9 @@
       </w:r>
       <w:r>
         <w:rPr>
-          <w:b w:val="true"/>
-          <w:bCs w:val="true"/>
-          <w:color w:val="DE4A1D"/>
+          <w:b/>
+          <w:bCs/>
+          <w:color w:val="DC7D3E"/>
         </w:rPr>
         <w:t xml:space="preserve">David Paradis:</w:t>
       </w:r>
@@ -1786,9 +1785,9 @@
       </w:r>
       <w:r>
         <w:rPr>
-          <w:b w:val="true"/>
-          <w:bCs w:val="true"/>
-          <w:color w:val="DE4A1D"/>
+          <w:b/>
+          <w:bCs/>
+          <w:color w:val="DC7D3E"/>
         </w:rPr>
         <w:t xml:space="preserve">David Paradis:</w:t>
       </w:r>
@@ -1811,9 +1810,9 @@
       </w:r>
       <w:r>
         <w:rPr>
-          <w:b w:val="true"/>
-          <w:bCs w:val="true"/>
-          <w:color w:val="DE4A1D"/>
+          <w:b/>
+          <w:bCs/>
+          <w:color w:val="DC7D3E"/>
         </w:rPr>
         <w:t xml:space="preserve">David Paradis:</w:t>
       </w:r>
@@ -1836,9 +1835,9 @@
       </w:r>
       <w:r>
         <w:rPr>
-          <w:b w:val="true"/>
-          <w:bCs w:val="true"/>
-          <w:color w:val="DE4A1D"/>
+          <w:b/>
+          <w:bCs/>
+          <w:color w:val="DC7D3E"/>
         </w:rPr>
         <w:t xml:space="preserve">David Paradis:</w:t>
       </w:r>
@@ -1870,9 +1869,9 @@
       </w:r>
       <w:r>
         <w:rPr>
-          <w:b w:val="true"/>
-          <w:bCs w:val="true"/>
-          <w:color w:val="72B372"/>
+          <w:b/>
+          <w:bCs/>
+          <w:color w:val="489872"/>
         </w:rPr>
         <w:t xml:space="preserve">David de Roode:</w:t>
       </w:r>
@@ -1895,9 +1894,9 @@
       </w:r>
       <w:r>
         <w:rPr>
-          <w:b w:val="true"/>
-          <w:bCs w:val="true"/>
-          <w:color w:val="72B372"/>
+          <w:b/>
+          <w:bCs/>
+          <w:color w:val="489872"/>
         </w:rPr>
         <w:t xml:space="preserve">David de Roode:</w:t>
       </w:r>
@@ -1920,9 +1919,9 @@
       </w:r>
       <w:r>
         <w:rPr>
-          <w:b w:val="true"/>
-          <w:bCs w:val="true"/>
-          <w:color w:val="72B372"/>
+          <w:b/>
+          <w:bCs/>
+          <w:color w:val="489872"/>
         </w:rPr>
         <w:t xml:space="preserve">David de Roode:</w:t>
       </w:r>
@@ -1954,9 +1953,9 @@
       </w:r>
       <w:r>
         <w:rPr>
-          <w:b w:val="true"/>
-          <w:bCs w:val="true"/>
-          <w:color w:val="72B372"/>
+          <w:b/>
+          <w:bCs/>
+          <w:color w:val="489872"/>
         </w:rPr>
         <w:t xml:space="preserve">David de Roode:</w:t>
       </w:r>
@@ -1979,9 +1978,9 @@
       </w:r>
       <w:r>
         <w:rPr>
-          <w:b w:val="true"/>
-          <w:bCs w:val="true"/>
-          <w:color w:val="72B372"/>
+          <w:b/>
+          <w:bCs/>
+          <w:color w:val="489872"/>
         </w:rPr>
         <w:t xml:space="preserve">David de Roode:</w:t>
       </w:r>
@@ -2004,9 +2003,9 @@
       </w:r>
       <w:r>
         <w:rPr>
-          <w:b w:val="true"/>
-          <w:bCs w:val="true"/>
-          <w:color w:val="DE4A1D"/>
+          <w:b/>
+          <w:bCs/>
+          <w:color w:val="DC7D3E"/>
         </w:rPr>
         <w:t xml:space="preserve">David Paradis:</w:t>
       </w:r>
@@ -2038,9 +2037,9 @@
       </w:r>
       <w:r>
         <w:rPr>
-          <w:b w:val="true"/>
-          <w:bCs w:val="true"/>
-          <w:color w:val="DE4A1D"/>
+          <w:b/>
+          <w:bCs/>
+          <w:color w:val="DC7D3E"/>
         </w:rPr>
         <w:t xml:space="preserve">David Paradis:</w:t>
       </w:r>
@@ -2063,9 +2062,9 @@
       </w:r>
       <w:r>
         <w:rPr>
-          <w:b w:val="true"/>
-          <w:bCs w:val="true"/>
-          <w:color w:val="DE4A1D"/>
+          <w:b/>
+          <w:bCs/>
+          <w:color w:val="DC7D3E"/>
         </w:rPr>
         <w:t xml:space="preserve">David Paradis:</w:t>
       </w:r>
@@ -2088,9 +2087,9 @@
       </w:r>
       <w:r>
         <w:rPr>
-          <w:b w:val="true"/>
-          <w:bCs w:val="true"/>
-          <w:color w:val="DE4A1D"/>
+          <w:b/>
+          <w:bCs/>
+          <w:color w:val="DC7D3E"/>
         </w:rPr>
         <w:t xml:space="preserve">David Paradis:</w:t>
       </w:r>
@@ -2122,9 +2121,9 @@
       </w:r>
       <w:r>
         <w:rPr>
-          <w:b w:val="true"/>
-          <w:bCs w:val="true"/>
-          <w:color w:val="72B372"/>
+          <w:b/>
+          <w:bCs/>
+          <w:color w:val="489872"/>
         </w:rPr>
         <w:t xml:space="preserve">David de Roode:</w:t>
       </w:r>
@@ -2147,9 +2146,9 @@
       </w:r>
       <w:r>
         <w:rPr>
-          <w:b w:val="true"/>
-          <w:bCs w:val="true"/>
-          <w:color w:val="72B372"/>
+          <w:b/>
+          <w:bCs/>
+          <w:color w:val="489872"/>
         </w:rPr>
         <w:t xml:space="preserve">David de Roode:</w:t>
       </w:r>
@@ -2181,9 +2180,9 @@
       </w:r>
       <w:r>
         <w:rPr>
-          <w:b w:val="true"/>
-          <w:bCs w:val="true"/>
-          <w:color w:val="72B372"/>
+          <w:b/>
+          <w:bCs/>
+          <w:color w:val="489872"/>
         </w:rPr>
         <w:t xml:space="preserve">David de Roode:</w:t>
       </w:r>
@@ -2206,9 +2205,9 @@
       </w:r>
       <w:r>
         <w:rPr>
-          <w:b w:val="true"/>
-          <w:bCs w:val="true"/>
-          <w:color w:val="72B372"/>
+          <w:b/>
+          <w:bCs/>
+          <w:color w:val="489872"/>
         </w:rPr>
         <w:t xml:space="preserve">David de Roode:</w:t>
       </w:r>
@@ -2240,9 +2239,9 @@
       </w:r>
       <w:r>
         <w:rPr>
-          <w:b w:val="true"/>
-          <w:bCs w:val="true"/>
-          <w:color w:val="72B372"/>
+          <w:b/>
+          <w:bCs/>
+          <w:color w:val="489872"/>
         </w:rPr>
         <w:t xml:space="preserve">David de Roode:</w:t>
       </w:r>
@@ -2265,9 +2264,9 @@
       </w:r>
       <w:r>
         <w:rPr>
-          <w:b w:val="true"/>
-          <w:bCs w:val="true"/>
-          <w:color w:val="72B372"/>
+          <w:b/>
+          <w:bCs/>
+          <w:color w:val="489872"/>
         </w:rPr>
         <w:t xml:space="preserve">David de Roode:</w:t>
       </w:r>
@@ -2290,9 +2289,9 @@
       </w:r>
       <w:r>
         <w:rPr>
-          <w:b w:val="true"/>
-          <w:bCs w:val="true"/>
-          <w:color w:val="72B372"/>
+          <w:b/>
+          <w:bCs/>
+          <w:color w:val="489872"/>
         </w:rPr>
         <w:t xml:space="preserve">David de Roode:</w:t>
       </w:r>
@@ -2324,9 +2323,9 @@
       </w:r>
       <w:r>
         <w:rPr>
-          <w:b w:val="true"/>
-          <w:bCs w:val="true"/>
-          <w:color w:val="DE4A1D"/>
+          <w:b/>
+          <w:bCs/>
+          <w:color w:val="DC7D3E"/>
         </w:rPr>
         <w:t xml:space="preserve">David Paradis:</w:t>
       </w:r>
@@ -2349,9 +2348,9 @@
       </w:r>
       <w:r>
         <w:rPr>
-          <w:b w:val="true"/>
-          <w:bCs w:val="true"/>
-          <w:color w:val="DE4A1D"/>
+          <w:b/>
+          <w:bCs/>
+          <w:color w:val="DC7D3E"/>
         </w:rPr>
         <w:t xml:space="preserve">David Paradis:</w:t>
       </w:r>
@@ -2374,9 +2373,9 @@
       </w:r>
       <w:r>
         <w:rPr>
-          <w:b w:val="true"/>
-          <w:bCs w:val="true"/>
-          <w:color w:val="DE4A1D"/>
+          <w:b/>
+          <w:bCs/>
+          <w:color w:val="DC7D3E"/>
         </w:rPr>
         <w:t xml:space="preserve">David Paradis:</w:t>
       </w:r>
@@ -2408,9 +2407,9 @@
       </w:r>
       <w:r>
         <w:rPr>
-          <w:b w:val="true"/>
-          <w:bCs w:val="true"/>
-          <w:color w:val="DE4A1D"/>
+          <w:b/>
+          <w:bCs/>
+          <w:color w:val="DC7D3E"/>
         </w:rPr>
         <w:t xml:space="preserve">David Paradis:</w:t>
       </w:r>
@@ -2433,9 +2432,9 @@
       </w:r>
       <w:r>
         <w:rPr>
-          <w:b w:val="true"/>
-          <w:bCs w:val="true"/>
-          <w:color w:val="DE4A1D"/>
+          <w:b/>
+          <w:bCs/>
+          <w:color w:val="DC7D3E"/>
         </w:rPr>
         <w:t xml:space="preserve">David Paradis:</w:t>
       </w:r>
@@ -2467,9 +2466,9 @@
       </w:r>
       <w:r>
         <w:rPr>
-          <w:b w:val="true"/>
-          <w:bCs w:val="true"/>
-          <w:color w:val="DE4A1D"/>
+          <w:b/>
+          <w:bCs/>
+          <w:color w:val="DC7D3E"/>
         </w:rPr>
         <w:t xml:space="preserve">David Paradis:</w:t>
       </w:r>
@@ -2492,9 +2491,9 @@
       </w:r>
       <w:r>
         <w:rPr>
-          <w:b w:val="true"/>
-          <w:bCs w:val="true"/>
-          <w:color w:val="DE4A1D"/>
+          <w:b/>
+          <w:bCs/>
+          <w:color w:val="DC7D3E"/>
         </w:rPr>
         <w:t xml:space="preserve">David Paradis:</w:t>
       </w:r>
@@ -2517,9 +2516,9 @@
       </w:r>
       <w:r>
         <w:rPr>
-          <w:b w:val="true"/>
-          <w:bCs w:val="true"/>
-          <w:color w:val="6600CC"/>
+          <w:b/>
+          <w:bCs/>
+          <w:color w:val="9C5DE1"/>
         </w:rPr>
         <w:t xml:space="preserve">Victoria Beard :</w:t>
       </w:r>
@@ -2542,9 +2541,9 @@
       </w:r>
       <w:r>
         <w:rPr>
-          <w:b w:val="true"/>
-          <w:bCs w:val="true"/>
-          <w:color w:val="DE4A1D"/>
+          <w:b/>
+          <w:bCs/>
+          <w:color w:val="DC7D3E"/>
         </w:rPr>
         <w:t xml:space="preserve">David Paradis:</w:t>
       </w:r>
@@ -2576,9 +2575,9 @@
       </w:r>
       <w:r>
         <w:rPr>
-          <w:b w:val="true"/>
-          <w:bCs w:val="true"/>
-          <w:color w:val="DE4A1D"/>
+          <w:b/>
+          <w:bCs/>
+          <w:color w:val="DC7D3E"/>
         </w:rPr>
         <w:t xml:space="preserve">David Paradis:</w:t>
       </w:r>
@@ -2601,9 +2600,9 @@
       </w:r>
       <w:r>
         <w:rPr>
-          <w:b w:val="true"/>
-          <w:bCs w:val="true"/>
-          <w:color w:val="DE4A1D"/>
+          <w:b/>
+          <w:bCs/>
+          <w:color w:val="DC7D3E"/>
         </w:rPr>
         <w:t xml:space="preserve">David Paradis:</w:t>
       </w:r>
@@ -2635,9 +2634,9 @@
       </w:r>
       <w:r>
         <w:rPr>
-          <w:b w:val="true"/>
-          <w:bCs w:val="true"/>
-          <w:color w:val="DE4A1D"/>
+          <w:b/>
+          <w:bCs/>
+          <w:color w:val="DC7D3E"/>
         </w:rPr>
         <w:t xml:space="preserve">David Paradis:</w:t>
       </w:r>
@@ -2660,9 +2659,9 @@
       </w:r>
       <w:r>
         <w:rPr>
-          <w:b w:val="true"/>
-          <w:bCs w:val="true"/>
-          <w:color w:val="6600CC"/>
+          <w:b/>
+          <w:bCs/>
+          <w:color w:val="9C5DE1"/>
         </w:rPr>
         <w:t xml:space="preserve">Victoria Beard :</w:t>
       </w:r>
@@ -2685,9 +2684,9 @@
       </w:r>
       <w:r>
         <w:rPr>
-          <w:b w:val="true"/>
-          <w:bCs w:val="true"/>
-          <w:color w:val="DE4A1D"/>
+          <w:b/>
+          <w:bCs/>
+          <w:color w:val="DC7D3E"/>
         </w:rPr>
         <w:t xml:space="preserve">David Paradis:</w:t>
       </w:r>
@@ -2710,9 +2709,9 @@
       </w:r>
       <w:r>
         <w:rPr>
-          <w:b w:val="true"/>
-          <w:bCs w:val="true"/>
-          <w:color w:val="DE4A1D"/>
+          <w:b/>
+          <w:bCs/>
+          <w:color w:val="DC7D3E"/>
         </w:rPr>
         <w:t xml:space="preserve">David Paradis:</w:t>
       </w:r>
@@ -2735,9 +2734,9 @@
       </w:r>
       <w:r>
         <w:rPr>
-          <w:b w:val="true"/>
-          <w:bCs w:val="true"/>
-          <w:color w:val="6600CC"/>
+          <w:b/>
+          <w:bCs/>
+          <w:color w:val="9C5DE1"/>
         </w:rPr>
         <w:t xml:space="preserve">Victoria Beard :</w:t>
       </w:r>
@@ -2760,9 +2759,9 @@
       </w:r>
       <w:r>
         <w:rPr>
-          <w:b w:val="true"/>
-          <w:bCs w:val="true"/>
-          <w:color w:val="DE4A1D"/>
+          <w:b/>
+          <w:bCs/>
+          <w:color w:val="DC7D3E"/>
         </w:rPr>
         <w:t xml:space="preserve">David Paradis:</w:t>
       </w:r>
@@ -2785,9 +2784,9 @@
       </w:r>
       <w:r>
         <w:rPr>
-          <w:b w:val="true"/>
-          <w:bCs w:val="true"/>
-          <w:color w:val="DE4A1D"/>
+          <w:b/>
+          <w:bCs/>
+          <w:color w:val="DC7D3E"/>
         </w:rPr>
         <w:t xml:space="preserve">David Paradis:</w:t>
       </w:r>
@@ -2819,9 +2818,9 @@
       </w:r>
       <w:r>
         <w:rPr>
-          <w:b w:val="true"/>
-          <w:bCs w:val="true"/>
-          <w:color w:val="DE4A1D"/>
+          <w:b/>
+          <w:bCs/>
+          <w:color w:val="DC7D3E"/>
         </w:rPr>
         <w:t xml:space="preserve">David Paradis:</w:t>
       </w:r>
@@ -2844,9 +2843,9 @@
       </w:r>
       <w:r>
         <w:rPr>
-          <w:b w:val="true"/>
-          <w:bCs w:val="true"/>
-          <w:color w:val="DE4A1D"/>
+          <w:b/>
+          <w:bCs/>
+          <w:color w:val="DC7D3E"/>
         </w:rPr>
         <w:t xml:space="preserve">David Paradis:</w:t>
       </w:r>
@@ -2869,8 +2868,8 @@
       </w:r>
       <w:r>
         <w:rPr>
-          <w:b w:val="true"/>
-          <w:bCs w:val="true"/>
+          <w:b/>
+          <w:bCs/>
           <w:color w:val="583E31"/>
         </w:rPr>
         <w:t xml:space="preserve">x:</w:t>
@@ -2894,9 +2893,9 @@
       </w:r>
       <w:r>
         <w:rPr>
-          <w:b w:val="true"/>
-          <w:bCs w:val="true"/>
-          <w:color w:val="DE4A1D"/>
+          <w:b/>
+          <w:bCs/>
+          <w:color w:val="DC7D3E"/>
         </w:rPr>
         <w:t xml:space="preserve">David Paradis:</w:t>
       </w:r>
@@ -2919,9 +2918,9 @@
       </w:r>
       <w:r>
         <w:rPr>
-          <w:b w:val="true"/>
-          <w:bCs w:val="true"/>
-          <w:color w:val="DE4A1D"/>
+          <w:b/>
+          <w:bCs/>
+          <w:color w:val="DC7D3E"/>
         </w:rPr>
         <w:t xml:space="preserve">David Paradis:</w:t>
       </w:r>
@@ -2944,9 +2943,9 @@
       </w:r>
       <w:r>
         <w:rPr>
-          <w:b w:val="true"/>
-          <w:bCs w:val="true"/>
-          <w:color w:val="72B372"/>
+          <w:b/>
+          <w:bCs/>
+          <w:color w:val="489872"/>
         </w:rPr>
         <w:t xml:space="preserve">David de Roode:</w:t>
       </w:r>
@@ -2978,9 +2977,9 @@
       </w:r>
       <w:r>
         <w:rPr>
-          <w:b w:val="true"/>
-          <w:bCs w:val="true"/>
-          <w:color w:val="DE4A1D"/>
+          <w:b/>
+          <w:bCs/>
+          <w:color w:val="DC7D3E"/>
         </w:rPr>
         <w:t xml:space="preserve">David Paradis:</w:t>
       </w:r>
@@ -3003,9 +3002,9 @@
       </w:r>
       <w:r>
         <w:rPr>
-          <w:b w:val="true"/>
-          <w:bCs w:val="true"/>
-          <w:color w:val="DE4A1D"/>
+          <w:b/>
+          <w:bCs/>
+          <w:color w:val="DC7D3E"/>
         </w:rPr>
         <w:t xml:space="preserve">David Paradis:</w:t>
       </w:r>
@@ -3028,9 +3027,9 @@
       </w:r>
       <w:r>
         <w:rPr>
-          <w:b w:val="true"/>
-          <w:bCs w:val="true"/>
-          <w:color w:val="DE4A1D"/>
+          <w:b/>
+          <w:bCs/>
+          <w:color w:val="DC7D3E"/>
         </w:rPr>
         <w:t xml:space="preserve">David Paradis:</w:t>
       </w:r>
@@ -3062,9 +3061,9 @@
       </w:r>
       <w:r>
         <w:rPr>
-          <w:b w:val="true"/>
-          <w:bCs w:val="true"/>
-          <w:color w:val="DE4A1D"/>
+          <w:b/>
+          <w:bCs/>
+          <w:color w:val="DC7D3E"/>
         </w:rPr>
         <w:t xml:space="preserve">David Paradis:</w:t>
       </w:r>
@@ -3087,9 +3086,9 @@
       </w:r>
       <w:r>
         <w:rPr>
-          <w:b w:val="true"/>
-          <w:bCs w:val="true"/>
-          <w:color w:val="DE4A1D"/>
+          <w:b/>
+          <w:bCs/>
+          <w:color w:val="DC7D3E"/>
         </w:rPr>
         <w:t xml:space="preserve">David Paradis:</w:t>
       </w:r>
@@ -3112,9 +3111,9 @@
       </w:r>
       <w:r>
         <w:rPr>
-          <w:b w:val="true"/>
-          <w:bCs w:val="true"/>
-          <w:color w:val="72B372"/>
+          <w:b/>
+          <w:bCs/>
+          <w:color w:val="489872"/>
         </w:rPr>
         <w:t xml:space="preserve">David de Roode:</w:t>
       </w:r>
@@ -3146,9 +3145,9 @@
       </w:r>
       <w:r>
         <w:rPr>
-          <w:b w:val="true"/>
-          <w:bCs w:val="true"/>
-          <w:color w:val="72B372"/>
+          <w:b/>
+          <w:bCs/>
+          <w:color w:val="489872"/>
         </w:rPr>
         <w:t xml:space="preserve">David de Roode:</w:t>
       </w:r>
@@ -3171,9 +3170,9 @@
       </w:r>
       <w:r>
         <w:rPr>
-          <w:b w:val="true"/>
-          <w:bCs w:val="true"/>
-          <w:color w:val="72B372"/>
+          <w:b/>
+          <w:bCs/>
+          <w:color w:val="489872"/>
         </w:rPr>
         <w:t xml:space="preserve">David de Roode:</w:t>
       </w:r>
@@ -3196,9 +3195,9 @@
       </w:r>
       <w:r>
         <w:rPr>
-          <w:b w:val="true"/>
-          <w:bCs w:val="true"/>
-          <w:color w:val="DE4A1D"/>
+          <w:b/>
+          <w:bCs/>
+          <w:color w:val="DC7D3E"/>
         </w:rPr>
         <w:t xml:space="preserve">David Paradis:</w:t>
       </w:r>
@@ -3230,9 +3229,9 @@
       </w:r>
       <w:r>
         <w:rPr>
-          <w:b w:val="true"/>
-          <w:bCs w:val="true"/>
-          <w:color w:val="DE4A1D"/>
+          <w:b/>
+          <w:bCs/>
+          <w:color w:val="DC7D3E"/>
         </w:rPr>
         <w:t xml:space="preserve">David Paradis:</w:t>
       </w:r>
@@ -3255,9 +3254,9 @@
       </w:r>
       <w:r>
         <w:rPr>
-          <w:b w:val="true"/>
-          <w:bCs w:val="true"/>
-          <w:color w:val="DE4A1D"/>
+          <w:b/>
+          <w:bCs/>
+          <w:color w:val="DC7D3E"/>
         </w:rPr>
         <w:t xml:space="preserve">David Paradis:</w:t>
       </w:r>
@@ -3289,9 +3288,9 @@
       </w:r>
       <w:r>
         <w:rPr>
-          <w:b w:val="true"/>
-          <w:bCs w:val="true"/>
-          <w:color w:val="DE4A1D"/>
+          <w:b/>
+          <w:bCs/>
+          <w:color w:val="DC7D3E"/>
         </w:rPr>
         <w:t xml:space="preserve">David Paradis:</w:t>
       </w:r>
@@ -3314,9 +3313,9 @@
       </w:r>
       <w:r>
         <w:rPr>
-          <w:b w:val="true"/>
-          <w:bCs w:val="true"/>
-          <w:color w:val="DE4A1D"/>
+          <w:b/>
+          <w:bCs/>
+          <w:color w:val="DC7D3E"/>
         </w:rPr>
         <w:t xml:space="preserve">David Paradis:</w:t>
       </w:r>
@@ -3339,9 +3338,9 @@
       </w:r>
       <w:r>
         <w:rPr>
-          <w:b w:val="true"/>
-          <w:bCs w:val="true"/>
-          <w:color w:val="DE4A1D"/>
+          <w:b/>
+          <w:bCs/>
+          <w:color w:val="DC7D3E"/>
         </w:rPr>
         <w:t xml:space="preserve">David Paradis:</w:t>
       </w:r>
@@ -3364,9 +3363,9 @@
       </w:r>
       <w:r>
         <w:rPr>
-          <w:b w:val="true"/>
-          <w:bCs w:val="true"/>
-          <w:color w:val="72B372"/>
+          <w:b/>
+          <w:bCs/>
+          <w:color w:val="489872"/>
         </w:rPr>
         <w:t xml:space="preserve">David de Roode:</w:t>
       </w:r>
@@ -3398,9 +3397,9 @@
       </w:r>
       <w:r>
         <w:rPr>
-          <w:b w:val="true"/>
-          <w:bCs w:val="true"/>
-          <w:color w:val="72B372"/>
+          <w:b/>
+          <w:bCs/>
+          <w:color w:val="489872"/>
         </w:rPr>
         <w:t xml:space="preserve">David de Roode:</w:t>
       </w:r>
@@ -3423,9 +3422,9 @@
       </w:r>
       <w:r>
         <w:rPr>
-          <w:b w:val="true"/>
-          <w:bCs w:val="true"/>
-          <w:color w:val="DE4A1D"/>
+          <w:b/>
+          <w:bCs/>
+          <w:color w:val="DC7D3E"/>
         </w:rPr>
         <w:t xml:space="preserve">David Paradis:</w:t>
       </w:r>
@@ -3448,9 +3447,9 @@
       </w:r>
       <w:r>
         <w:rPr>
-          <w:b w:val="true"/>
-          <w:bCs w:val="true"/>
-          <w:color w:val="DE4A1D"/>
+          <w:b/>
+          <w:bCs/>
+          <w:color w:val="DC7D3E"/>
         </w:rPr>
         <w:t xml:space="preserve">David Paradis:</w:t>
       </w:r>
@@ -3482,9 +3481,9 @@
       </w:r>
       <w:r>
         <w:rPr>
-          <w:b w:val="true"/>
-          <w:bCs w:val="true"/>
-          <w:color w:val="DE4A1D"/>
+          <w:b/>
+          <w:bCs/>
+          <w:color w:val="DC7D3E"/>
         </w:rPr>
         <w:t xml:space="preserve">David Paradis:</w:t>
       </w:r>
@@ -3507,9 +3506,9 @@
       </w:r>
       <w:r>
         <w:rPr>
-          <w:b w:val="true"/>
-          <w:bCs w:val="true"/>
-          <w:color w:val="DE4A1D"/>
+          <w:b/>
+          <w:bCs/>
+          <w:color w:val="DC7D3E"/>
         </w:rPr>
         <w:t xml:space="preserve">David Paradis:</w:t>
       </w:r>
@@ -3532,9 +3531,9 @@
       </w:r>
       <w:r>
         <w:rPr>
-          <w:b w:val="true"/>
-          <w:bCs w:val="true"/>
-          <w:color w:val="DE4A1D"/>
+          <w:b/>
+          <w:bCs/>
+          <w:color w:val="DC7D3E"/>
         </w:rPr>
         <w:t xml:space="preserve">David Paradis:</w:t>
       </w:r>
@@ -3566,9 +3565,9 @@
       </w:r>
       <w:r>
         <w:rPr>
-          <w:b w:val="true"/>
-          <w:bCs w:val="true"/>
-          <w:color w:val="DE4A1D"/>
+          <w:b/>
+          <w:bCs/>
+          <w:color w:val="DC7D3E"/>
         </w:rPr>
         <w:t xml:space="preserve">David Paradis:</w:t>
       </w:r>
@@ -3591,9 +3590,9 @@
       </w:r>
       <w:r>
         <w:rPr>
-          <w:b w:val="true"/>
-          <w:bCs w:val="true"/>
-          <w:color w:val="DE4A1D"/>
+          <w:b/>
+          <w:bCs/>
+          <w:color w:val="DC7D3E"/>
         </w:rPr>
         <w:t xml:space="preserve">David Paradis:</w:t>
       </w:r>
@@ -3616,9 +3615,9 @@
       </w:r>
       <w:r>
         <w:rPr>
-          <w:b w:val="true"/>
-          <w:bCs w:val="true"/>
-          <w:color w:val="72B372"/>
+          <w:b/>
+          <w:bCs/>
+          <w:color w:val="489872"/>
         </w:rPr>
         <w:t xml:space="preserve">David de Roode:</w:t>
       </w:r>
@@ -3650,9 +3649,9 @@
       </w:r>
       <w:r>
         <w:rPr>
-          <w:b w:val="true"/>
-          <w:bCs w:val="true"/>
-          <w:color w:val="72B372"/>
+          <w:b/>
+          <w:bCs/>
+          <w:color w:val="489872"/>
         </w:rPr>
         <w:t xml:space="preserve">David de Roode:</w:t>
       </w:r>
@@ -3675,9 +3674,9 @@
       </w:r>
       <w:r>
         <w:rPr>
-          <w:b w:val="true"/>
-          <w:bCs w:val="true"/>
-          <w:color w:val="DE4A1D"/>
+          <w:b/>
+          <w:bCs/>
+          <w:color w:val="DC7D3E"/>
         </w:rPr>
         <w:t xml:space="preserve">David Paradis:</w:t>
       </w:r>
@@ -3700,9 +3699,9 @@
       </w:r>
       <w:r>
         <w:rPr>
-          <w:b w:val="true"/>
-          <w:bCs w:val="true"/>
-          <w:color w:val="DE4A1D"/>
+          <w:b/>
+          <w:bCs/>
+          <w:color w:val="DC7D3E"/>
         </w:rPr>
         <w:t xml:space="preserve">David Paradis:</w:t>
       </w:r>
@@ -3725,9 +3724,9 @@
       </w:r>
       <w:r>
         <w:rPr>
-          <w:b w:val="true"/>
-          <w:bCs w:val="true"/>
-          <w:color w:val="DE4A1D"/>
+          <w:b/>
+          <w:bCs/>
+          <w:color w:val="DC7D3E"/>
         </w:rPr>
         <w:t xml:space="preserve">David Paradis:</w:t>
       </w:r>
@@ -3759,9 +3758,9 @@
       </w:r>
       <w:r>
         <w:rPr>
-          <w:b w:val="true"/>
-          <w:bCs w:val="true"/>
-          <w:color w:val="DE4A1D"/>
+          <w:b/>
+          <w:bCs/>
+          <w:color w:val="DC7D3E"/>
         </w:rPr>
         <w:t xml:space="preserve">David Paradis:</w:t>
       </w:r>
@@ -3784,9 +3783,9 @@
       </w:r>
       <w:r>
         <w:rPr>
-          <w:b w:val="true"/>
-          <w:bCs w:val="true"/>
-          <w:color w:val="DE4A1D"/>
+          <w:b/>
+          <w:bCs/>
+          <w:color w:val="DC7D3E"/>
         </w:rPr>
         <w:t xml:space="preserve">David Paradis:</w:t>
       </w:r>
@@ -3809,9 +3808,9 @@
       </w:r>
       <w:r>
         <w:rPr>
-          <w:b w:val="true"/>
-          <w:bCs w:val="true"/>
-          <w:color w:val="DE4A1D"/>
+          <w:b/>
+          <w:bCs/>
+          <w:color w:val="DC7D3E"/>
         </w:rPr>
         <w:t xml:space="preserve">David Paradis:</w:t>
       </w:r>
@@ -3843,9 +3842,9 @@
       </w:r>
       <w:r>
         <w:rPr>
-          <w:b w:val="true"/>
-          <w:bCs w:val="true"/>
-          <w:color w:val="72B372"/>
+          <w:b/>
+          <w:bCs/>
+          <w:color w:val="489872"/>
         </w:rPr>
         <w:t xml:space="preserve">David de Roode:</w:t>
       </w:r>
@@ -3868,9 +3867,9 @@
       </w:r>
       <w:r>
         <w:rPr>
-          <w:b w:val="true"/>
-          <w:bCs w:val="true"/>
-          <w:color w:val="72B372"/>
+          <w:b/>
+          <w:bCs/>
+          <w:color w:val="489872"/>
         </w:rPr>
         <w:t xml:space="preserve">David de Roode:</w:t>
       </w:r>
@@ -3893,9 +3892,9 @@
       </w:r>
       <w:r>
         <w:rPr>
-          <w:b w:val="true"/>
-          <w:bCs w:val="true"/>
-          <w:color w:val="DE4A1D"/>
+          <w:b/>
+          <w:bCs/>
+          <w:color w:val="DC7D3E"/>
         </w:rPr>
         <w:t xml:space="preserve">David Paradis:</w:t>
       </w:r>
@@ -3927,9 +3926,9 @@
       </w:r>
       <w:r>
         <w:rPr>
-          <w:b w:val="true"/>
-          <w:bCs w:val="true"/>
-          <w:color w:val="DE4A1D"/>
+          <w:b/>
+          <w:bCs/>
+          <w:color w:val="DC7D3E"/>
         </w:rPr>
         <w:t xml:space="preserve">David Paradis:</w:t>
       </w:r>
@@ -3952,9 +3951,9 @@
       </w:r>
       <w:r>
         <w:rPr>
-          <w:b w:val="true"/>
-          <w:bCs w:val="true"/>
-          <w:color w:val="DE4A1D"/>
+          <w:b/>
+          <w:bCs/>
+          <w:color w:val="DC7D3E"/>
         </w:rPr>
         <w:t xml:space="preserve">David Paradis:</w:t>
       </w:r>
@@ -3977,9 +3976,9 @@
       </w:r>
       <w:r>
         <w:rPr>
-          <w:b w:val="true"/>
-          <w:bCs w:val="true"/>
-          <w:color w:val="DE4A1D"/>
+          <w:b/>
+          <w:bCs/>
+          <w:color w:val="DC7D3E"/>
         </w:rPr>
         <w:t xml:space="preserve">David Paradis:</w:t>
       </w:r>
@@ -4011,9 +4010,9 @@
       </w:r>
       <w:r>
         <w:rPr>
-          <w:b w:val="true"/>
-          <w:bCs w:val="true"/>
-          <w:color w:val="DE4A1D"/>
+          <w:b/>
+          <w:bCs/>
+          <w:color w:val="DC7D3E"/>
         </w:rPr>
         <w:t xml:space="preserve">David Paradis:</w:t>
       </w:r>
@@ -4036,9 +4035,9 @@
       </w:r>
       <w:r>
         <w:rPr>
-          <w:b w:val="true"/>
-          <w:bCs w:val="true"/>
-          <w:color w:val="DE4A1D"/>
+          <w:b/>
+          <w:bCs/>
+          <w:color w:val="DC7D3E"/>
         </w:rPr>
         <w:t xml:space="preserve">David Paradis:</w:t>
       </w:r>
@@ -4061,9 +4060,9 @@
       </w:r>
       <w:r>
         <w:rPr>
-          <w:b w:val="true"/>
-          <w:bCs w:val="true"/>
-          <w:color w:val="6600CC"/>
+          <w:b/>
+          <w:bCs/>
+          <w:color w:val="9C5DE1"/>
         </w:rPr>
         <w:t xml:space="preserve">Victoria Beard :</w:t>
       </w:r>
@@ -4095,9 +4094,9 @@
       </w:r>
       <w:r>
         <w:rPr>
-          <w:b w:val="true"/>
-          <w:bCs w:val="true"/>
-          <w:color w:val="6600CC"/>
+          <w:b/>
+          <w:bCs/>
+          <w:color w:val="9C5DE1"/>
         </w:rPr>
         <w:t xml:space="preserve">Victoria Beard :</w:t>
       </w:r>
@@ -4120,9 +4119,9 @@
       </w:r>
       <w:r>
         <w:rPr>
-          <w:b w:val="true"/>
-          <w:bCs w:val="true"/>
-          <w:color w:val="DE4A1D"/>
+          <w:b/>
+          <w:bCs/>
+          <w:color w:val="DC7D3E"/>
         </w:rPr>
         <w:t xml:space="preserve">David Paradis:</w:t>
       </w:r>
@@ -4145,9 +4144,9 @@
       </w:r>
       <w:r>
         <w:rPr>
-          <w:b w:val="true"/>
-          <w:bCs w:val="true"/>
-          <w:color w:val="DE4A1D"/>
+          <w:b/>
+          <w:bCs/>
+          <w:color w:val="DC7D3E"/>
         </w:rPr>
         <w:t xml:space="preserve">David Paradis:</w:t>
       </w:r>
@@ -4170,9 +4169,9 @@
       </w:r>
       <w:r>
         <w:rPr>
-          <w:b w:val="true"/>
-          <w:bCs w:val="true"/>
-          <w:color w:val="DE4A1D"/>
+          <w:b/>
+          <w:bCs/>
+          <w:color w:val="DC7D3E"/>
         </w:rPr>
         <w:t xml:space="preserve">David Paradis:</w:t>
       </w:r>
@@ -4204,9 +4203,9 @@
       </w:r>
       <w:r>
         <w:rPr>
-          <w:b w:val="true"/>
-          <w:bCs w:val="true"/>
-          <w:color w:val="DE4A1D"/>
+          <w:b/>
+          <w:bCs/>
+          <w:color w:val="DC7D3E"/>
         </w:rPr>
         <w:t xml:space="preserve">David Paradis:</w:t>
       </w:r>
@@ -4229,9 +4228,9 @@
       </w:r>
       <w:r>
         <w:rPr>
-          <w:b w:val="true"/>
-          <w:bCs w:val="true"/>
-          <w:color w:val="DE4A1D"/>
+          <w:b/>
+          <w:bCs/>
+          <w:color w:val="DC7D3E"/>
         </w:rPr>
         <w:t xml:space="preserve">David Paradis:</w:t>
       </w:r>
@@ -4263,9 +4262,9 @@
       </w:r>
       <w:r>
         <w:rPr>
-          <w:b w:val="true"/>
-          <w:bCs w:val="true"/>
-          <w:color w:val="DE4A1D"/>
+          <w:b/>
+          <w:bCs/>
+          <w:color w:val="DC7D3E"/>
         </w:rPr>
         <w:t xml:space="preserve">David Paradis:</w:t>
       </w:r>
@@ -4288,9 +4287,9 @@
       </w:r>
       <w:r>
         <w:rPr>
-          <w:b w:val="true"/>
-          <w:bCs w:val="true"/>
-          <w:color w:val="DE4A1D"/>
+          <w:b/>
+          <w:bCs/>
+          <w:color w:val="DC7D3E"/>
         </w:rPr>
         <w:t xml:space="preserve">David Paradis:</w:t>
       </w:r>
@@ -4322,9 +4321,9 @@
       </w:r>
       <w:r>
         <w:rPr>
-          <w:b w:val="true"/>
-          <w:bCs w:val="true"/>
-          <w:color w:val="DE4A1D"/>
+          <w:b/>
+          <w:bCs/>
+          <w:color w:val="DC7D3E"/>
         </w:rPr>
         <w:t xml:space="preserve">David Paradis:</w:t>
       </w:r>
@@ -4347,9 +4346,9 @@
       </w:r>
       <w:r>
         <w:rPr>
-          <w:b w:val="true"/>
-          <w:bCs w:val="true"/>
-          <w:color w:val="DE4A1D"/>
+          <w:b/>
+          <w:bCs/>
+          <w:color w:val="DC7D3E"/>
         </w:rPr>
         <w:t xml:space="preserve">David Paradis:</w:t>
       </w:r>
@@ -4372,9 +4371,9 @@
       </w:r>
       <w:r>
         <w:rPr>
-          <w:b w:val="true"/>
-          <w:bCs w:val="true"/>
-          <w:color w:val="DE4A1D"/>
+          <w:b/>
+          <w:bCs/>
+          <w:color w:val="DC7D3E"/>
         </w:rPr>
         <w:t xml:space="preserve">David Paradis:</w:t>
       </w:r>
@@ -4406,9 +4405,9 @@
       </w:r>
       <w:r>
         <w:rPr>
-          <w:b w:val="true"/>
-          <w:bCs w:val="true"/>
-          <w:color w:val="6600CC"/>
+          <w:b/>
+          <w:bCs/>
+          <w:color w:val="9C5DE1"/>
         </w:rPr>
         <w:t xml:space="preserve">Victoria Beard :</w:t>
       </w:r>
@@ -4431,9 +4430,9 @@
       </w:r>
       <w:r>
         <w:rPr>
-          <w:b w:val="true"/>
-          <w:bCs w:val="true"/>
-          <w:color w:val="DE4A1D"/>
+          <w:b/>
+          <w:bCs/>
+          <w:color w:val="DC7D3E"/>
         </w:rPr>
         <w:t xml:space="preserve">David Paradis:</w:t>
       </w:r>
@@ -4456,9 +4455,9 @@
       </w:r>
       <w:r>
         <w:rPr>
-          <w:b w:val="true"/>
-          <w:bCs w:val="true"/>
-          <w:color w:val="DE4A1D"/>
+          <w:b/>
+          <w:bCs/>
+          <w:color w:val="DC7D3E"/>
         </w:rPr>
         <w:t xml:space="preserve">David Paradis:</w:t>
       </w:r>
@@ -4481,9 +4480,9 @@
       </w:r>
       <w:r>
         <w:rPr>
-          <w:b w:val="true"/>
-          <w:bCs w:val="true"/>
-          <w:color w:val="DE4A1D"/>
+          <w:b/>
+          <w:bCs/>
+          <w:color w:val="DC7D3E"/>
         </w:rPr>
         <w:t xml:space="preserve">David Paradis:</w:t>
       </w:r>
@@ -4515,9 +4514,9 @@
       </w:r>
       <w:r>
         <w:rPr>
-          <w:b w:val="true"/>
-          <w:bCs w:val="true"/>
-          <w:color w:val="6600CC"/>
+          <w:b/>
+          <w:bCs/>
+          <w:color w:val="9C5DE1"/>
         </w:rPr>
         <w:t xml:space="preserve">Victoria Beard :</w:t>
       </w:r>
@@ -4540,9 +4539,9 @@
       </w:r>
       <w:r>
         <w:rPr>
-          <w:b w:val="true"/>
-          <w:bCs w:val="true"/>
-          <w:color w:val="DE4A1D"/>
+          <w:b/>
+          <w:bCs/>
+          <w:color w:val="DC7D3E"/>
         </w:rPr>
         <w:t xml:space="preserve">David Paradis:</w:t>
       </w:r>
@@ -4565,9 +4564,9 @@
       </w:r>
       <w:r>
         <w:rPr>
-          <w:b w:val="true"/>
-          <w:bCs w:val="true"/>
-          <w:color w:val="DE4A1D"/>
+          <w:b/>
+          <w:bCs/>
+          <w:color w:val="DC7D3E"/>
         </w:rPr>
         <w:t xml:space="preserve">David Paradis:</w:t>
       </w:r>
@@ -4590,9 +4589,9 @@
       </w:r>
       <w:r>
         <w:rPr>
-          <w:b w:val="true"/>
-          <w:bCs w:val="true"/>
-          <w:color w:val="DE4A1D"/>
+          <w:b/>
+          <w:bCs/>
+          <w:color w:val="DC7D3E"/>
         </w:rPr>
         <w:t xml:space="preserve">David Paradis:</w:t>
       </w:r>
@@ -4624,9 +4623,9 @@
       </w:r>
       <w:r>
         <w:rPr>
-          <w:b w:val="true"/>
-          <w:bCs w:val="true"/>
-          <w:color w:val="DE4A1D"/>
+          <w:b/>
+          <w:bCs/>
+          <w:color w:val="DC7D3E"/>
         </w:rPr>
         <w:t xml:space="preserve">David Paradis:</w:t>
       </w:r>
@@ -4649,9 +4648,9 @@
       </w:r>
       <w:r>
         <w:rPr>
-          <w:b w:val="true"/>
-          <w:bCs w:val="true"/>
-          <w:color w:val="DE4A1D"/>
+          <w:b/>
+          <w:bCs/>
+          <w:color w:val="DC7D3E"/>
         </w:rPr>
         <w:t xml:space="preserve">David Paradis:</w:t>
       </w:r>
@@ -4674,9 +4673,9 @@
       </w:r>
       <w:r>
         <w:rPr>
-          <w:b w:val="true"/>
-          <w:bCs w:val="true"/>
-          <w:color w:val="6600CC"/>
+          <w:b/>
+          <w:bCs/>
+          <w:color w:val="9C5DE1"/>
         </w:rPr>
         <w:t xml:space="preserve">Victoria Beard :</w:t>
       </w:r>
@@ -4699,9 +4698,9 @@
       </w:r>
       <w:r>
         <w:rPr>
-          <w:b w:val="true"/>
-          <w:bCs w:val="true"/>
-          <w:color w:val="DE4A1D"/>
+          <w:b/>
+          <w:bCs/>
+          <w:color w:val="DC7D3E"/>
         </w:rPr>
         <w:t xml:space="preserve">David Paradis:</w:t>
       </w:r>
@@ -4724,9 +4723,9 @@
       </w:r>
       <w:r>
         <w:rPr>
-          <w:b w:val="true"/>
-          <w:bCs w:val="true"/>
-          <w:color w:val="DE4A1D"/>
+          <w:b/>
+          <w:bCs/>
+          <w:color w:val="DC7D3E"/>
         </w:rPr>
         <w:t xml:space="preserve">David Paradis:</w:t>
       </w:r>
@@ -4758,9 +4757,9 @@
       </w:r>
       <w:r>
         <w:rPr>
-          <w:b w:val="true"/>
-          <w:bCs w:val="true"/>
-          <w:color w:val="72B372"/>
+          <w:b/>
+          <w:bCs/>
+          <w:color w:val="489872"/>
         </w:rPr>
         <w:t xml:space="preserve">David de Roode:</w:t>
       </w:r>
@@ -4783,9 +4782,9 @@
       </w:r>
       <w:r>
         <w:rPr>
-          <w:b w:val="true"/>
-          <w:bCs w:val="true"/>
-          <w:color w:val="DE4A1D"/>
+          <w:b/>
+          <w:bCs/>
+          <w:color w:val="DC7D3E"/>
         </w:rPr>
         <w:t xml:space="preserve">David Paradis:</w:t>
       </w:r>
@@ -4808,9 +4807,9 @@
       </w:r>
       <w:r>
         <w:rPr>
-          <w:b w:val="true"/>
-          <w:bCs w:val="true"/>
-          <w:color w:val="72B372"/>
+          <w:b/>
+          <w:bCs/>
+          <w:color w:val="489872"/>
         </w:rPr>
         <w:t xml:space="preserve">David de Roode:</w:t>
       </w:r>
@@ -4833,9 +4832,9 @@
       </w:r>
       <w:r>
         <w:rPr>
-          <w:b w:val="true"/>
-          <w:bCs w:val="true"/>
-          <w:color w:val="72B372"/>
+          <w:b/>
+          <w:bCs/>
+          <w:color w:val="489872"/>
         </w:rPr>
         <w:t xml:space="preserve">David de Roode:</w:t>
       </w:r>
@@ -4858,9 +4857,9 @@
       </w:r>
       <w:r>
         <w:rPr>
-          <w:b w:val="true"/>
-          <w:bCs w:val="true"/>
-          <w:color w:val="DE4A1D"/>
+          <w:b/>
+          <w:bCs/>
+          <w:color w:val="DC7D3E"/>
         </w:rPr>
         <w:t xml:space="preserve">David Paradis:</w:t>
       </w:r>
@@ -4892,9 +4891,9 @@
       </w:r>
       <w:r>
         <w:rPr>
-          <w:b w:val="true"/>
-          <w:bCs w:val="true"/>
-          <w:color w:val="DE4A1D"/>
+          <w:b/>
+          <w:bCs/>
+          <w:color w:val="DC7D3E"/>
         </w:rPr>
         <w:t xml:space="preserve">David Paradis:</w:t>
       </w:r>
@@ -4917,9 +4916,9 @@
       </w:r>
       <w:r>
         <w:rPr>
-          <w:b w:val="true"/>
-          <w:bCs w:val="true"/>
-          <w:color w:val="DE4A1D"/>
+          <w:b/>
+          <w:bCs/>
+          <w:color w:val="DC7D3E"/>
         </w:rPr>
         <w:t xml:space="preserve">David Paradis:</w:t>
       </w:r>
@@ -4951,9 +4950,9 @@
       </w:r>
       <w:r>
         <w:rPr>
-          <w:b w:val="true"/>
-          <w:bCs w:val="true"/>
-          <w:color w:val="DE4A1D"/>
+          <w:b/>
+          <w:bCs/>
+          <w:color w:val="DC7D3E"/>
         </w:rPr>
         <w:t xml:space="preserve">David Paradis:</w:t>
       </w:r>
@@ -4976,9 +4975,9 @@
       </w:r>
       <w:r>
         <w:rPr>
-          <w:b w:val="true"/>
-          <w:bCs w:val="true"/>
-          <w:color w:val="6600CC"/>
+          <w:b/>
+          <w:bCs/>
+          <w:color w:val="9C5DE1"/>
         </w:rPr>
         <w:t xml:space="preserve">Victoria Beard :</w:t>
       </w:r>
@@ -5001,9 +5000,9 @@
       </w:r>
       <w:r>
         <w:rPr>
-          <w:b w:val="true"/>
-          <w:bCs w:val="true"/>
-          <w:color w:val="DE4A1D"/>
+          <w:b/>
+          <w:bCs/>
+          <w:color w:val="DC7D3E"/>
         </w:rPr>
         <w:t xml:space="preserve">David Paradis:</w:t>
       </w:r>
@@ -5026,9 +5025,9 @@
       </w:r>
       <w:r>
         <w:rPr>
-          <w:b w:val="true"/>
-          <w:bCs w:val="true"/>
-          <w:color w:val="72B372"/>
+          <w:b/>
+          <w:bCs/>
+          <w:color w:val="489872"/>
         </w:rPr>
         <w:t xml:space="preserve">David de Roode:</w:t>
       </w:r>
@@ -5051,9 +5050,9 @@
       </w:r>
       <w:r>
         <w:rPr>
-          <w:b w:val="true"/>
-          <w:bCs w:val="true"/>
-          <w:color w:val="6600CC"/>
+          <w:b/>
+          <w:bCs/>
+          <w:color w:val="9C5DE1"/>
         </w:rPr>
         <w:t xml:space="preserve">Victoria Beard :</w:t>
       </w:r>
@@ -5076,9 +5075,9 @@
       </w:r>
       <w:r>
         <w:rPr>
-          <w:b w:val="true"/>
-          <w:bCs w:val="true"/>
-          <w:color w:val="DE4A1D"/>
+          <w:b/>
+          <w:bCs/>
+          <w:color w:val="DC7D3E"/>
         </w:rPr>
         <w:t xml:space="preserve">David Paradis:</w:t>
       </w:r>
@@ -5101,9 +5100,9 @@
       </w:r>
       <w:r>
         <w:rPr>
-          <w:b w:val="true"/>
-          <w:bCs w:val="true"/>
-          <w:color w:val="6600CC"/>
+          <w:b/>
+          <w:bCs/>
+          <w:color w:val="9C5DE1"/>
         </w:rPr>
         <w:t xml:space="preserve">Victoria Beard :</w:t>
       </w:r>
@@ -5126,9 +5125,9 @@
       </w:r>
       <w:r>
         <w:rPr>
-          <w:b w:val="true"/>
-          <w:bCs w:val="true"/>
-          <w:color w:val="DE4A1D"/>
+          <w:b/>
+          <w:bCs/>
+          <w:color w:val="DC7D3E"/>
         </w:rPr>
         <w:t xml:space="preserve">David Paradis:</w:t>
       </w:r>
@@ -5151,9 +5150,9 @@
       </w:r>
       <w:r>
         <w:rPr>
-          <w:b w:val="true"/>
-          <w:bCs w:val="true"/>
-          <w:color w:val="DE4A1D"/>
+          <w:b/>
+          <w:bCs/>
+          <w:color w:val="DC7D3E"/>
         </w:rPr>
         <w:t xml:space="preserve">David Paradis:</w:t>
       </w:r>
@@ -5176,9 +5175,9 @@
       </w:r>
       <w:r>
         <w:rPr>
-          <w:b w:val="true"/>
-          <w:bCs w:val="true"/>
-          <w:color w:val="72B372"/>
+          <w:b/>
+          <w:bCs/>
+          <w:color w:val="489872"/>
         </w:rPr>
         <w:t xml:space="preserve">David de Roode:</w:t>
       </w:r>
@@ -5201,9 +5200,9 @@
       </w:r>
       <w:r>
         <w:rPr>
-          <w:b w:val="true"/>
-          <w:bCs w:val="true"/>
-          <w:color w:val="72B372"/>
+          <w:b/>
+          <w:bCs/>
+          <w:color w:val="489872"/>
         </w:rPr>
         <w:t xml:space="preserve">David de Roode:</w:t>
       </w:r>
@@ -5226,9 +5225,9 @@
       </w:r>
       <w:r>
         <w:rPr>
-          <w:b w:val="true"/>
-          <w:bCs w:val="true"/>
-          <w:color w:val="DE4A1D"/>
+          <w:b/>
+          <w:bCs/>
+          <w:color w:val="DC7D3E"/>
         </w:rPr>
         <w:t xml:space="preserve">David Paradis:</w:t>
       </w:r>
@@ -5260,9 +5259,9 @@
       </w:r>
       <w:r>
         <w:rPr>
-          <w:b w:val="true"/>
-          <w:bCs w:val="true"/>
-          <w:color w:val="DE4A1D"/>
+          <w:b/>
+          <w:bCs/>
+          <w:color w:val="DC7D3E"/>
         </w:rPr>
         <w:t xml:space="preserve">David Paradis:</w:t>
       </w:r>
@@ -5285,9 +5284,9 @@
       </w:r>
       <w:r>
         <w:rPr>
-          <w:b w:val="true"/>
-          <w:bCs w:val="true"/>
-          <w:color w:val="72B372"/>
+          <w:b/>
+          <w:bCs/>
+          <w:color w:val="489872"/>
         </w:rPr>
         <w:t xml:space="preserve">David de Roode:</w:t>
       </w:r>
@@ -5310,9 +5309,9 @@
       </w:r>
       <w:r>
         <w:rPr>
-          <w:b w:val="true"/>
-          <w:bCs w:val="true"/>
-          <w:color w:val="6600CC"/>
+          <w:b/>
+          <w:bCs/>
+          <w:color w:val="9C5DE1"/>
         </w:rPr>
         <w:t xml:space="preserve">Victoria Beard :</w:t>
       </w:r>
@@ -5335,9 +5334,9 @@
       </w:r>
       <w:r>
         <w:rPr>
-          <w:b w:val="true"/>
-          <w:bCs w:val="true"/>
-          <w:color w:val="72B372"/>
+          <w:b/>
+          <w:bCs/>
+          <w:color w:val="489872"/>
         </w:rPr>
         <w:t xml:space="preserve">David de Roode:</w:t>
       </w:r>
@@ -5360,9 +5359,9 @@
       </w:r>
       <w:r>
         <w:rPr>
-          <w:b w:val="true"/>
-          <w:bCs w:val="true"/>
-          <w:color w:val="72B372"/>
+          <w:b/>
+          <w:bCs/>
+          <w:color w:val="489872"/>
         </w:rPr>
         <w:t xml:space="preserve">David de Roode:</w:t>
       </w:r>
@@ -5385,9 +5384,9 @@
       </w:r>
       <w:r>
         <w:rPr>
-          <w:b w:val="true"/>
-          <w:bCs w:val="true"/>
-          <w:color w:val="6600CC"/>
+          <w:b/>
+          <w:bCs/>
+          <w:color w:val="9C5DE1"/>
         </w:rPr>
         <w:t xml:space="preserve">Victoria Beard :</w:t>
       </w:r>
@@ -5410,9 +5409,9 @@
       </w:r>
       <w:r>
         <w:rPr>
-          <w:b w:val="true"/>
-          <w:bCs w:val="true"/>
-          <w:color w:val="DE4A1D"/>
+          <w:b/>
+          <w:bCs/>
+          <w:color w:val="DC7D3E"/>
         </w:rPr>
         <w:t xml:space="preserve">David Paradis:</w:t>
       </w:r>
@@ -5435,9 +5434,9 @@
       </w:r>
       <w:r>
         <w:rPr>
-          <w:b w:val="true"/>
-          <w:bCs w:val="true"/>
-          <w:color w:val="6600CC"/>
+          <w:b/>
+          <w:bCs/>
+          <w:color w:val="9C5DE1"/>
         </w:rPr>
         <w:t xml:space="preserve">Victoria Beard :</w:t>
       </w:r>
@@ -5460,9 +5459,9 @@
       </w:r>
       <w:r>
         <w:rPr>
-          <w:b w:val="true"/>
-          <w:bCs w:val="true"/>
-          <w:color w:val="DE4A1D"/>
+          <w:b/>
+          <w:bCs/>
+          <w:color w:val="DC7D3E"/>
         </w:rPr>
         <w:t xml:space="preserve">David Paradis:</w:t>
       </w:r>
@@ -5494,9 +5493,9 @@
       </w:r>
       <w:r>
         <w:rPr>
-          <w:b w:val="true"/>
-          <w:bCs w:val="true"/>
-          <w:color w:val="DE4A1D"/>
+          <w:b/>
+          <w:bCs/>
+          <w:color w:val="DC7D3E"/>
         </w:rPr>
         <w:t xml:space="preserve">David Paradis:</w:t>
       </w:r>
@@ -5519,9 +5518,9 @@
       </w:r>
       <w:r>
         <w:rPr>
-          <w:b w:val="true"/>
-          <w:bCs w:val="true"/>
-          <w:color w:val="DE4A1D"/>
+          <w:b/>
+          <w:bCs/>
+          <w:color w:val="DC7D3E"/>
         </w:rPr>
         <w:t xml:space="preserve">David Paradis:</w:t>
       </w:r>
@@ -5544,9 +5543,9 @@
       </w:r>
       <w:r>
         <w:rPr>
-          <w:b w:val="true"/>
-          <w:bCs w:val="true"/>
-          <w:color w:val="72B372"/>
+          <w:b/>
+          <w:bCs/>
+          <w:color w:val="489872"/>
         </w:rPr>
         <w:t xml:space="preserve">David de Roode:</w:t>
       </w:r>
@@ -5556,13 +5555,53 @@
     </w:p>
     <w:sectPr>
       <w:pgSz w:w="11906" w:h="16838" w:orient="portrait"/>
-      <w:pgMar w:top="1440" w:right="1440" w:bottom="1440" w:left="1440" w:header="708" w:footer="708" w:gutter="0" w:mirrorMargins="false"/>
-      <w:cols w:space="708" w:num="1" w:sep="false"/>
+      <w:pgMar w:top="1440" w:right="1440" w:bottom="1440" w:left="1440" w:header="708" w:footer="708" w:gutter="0"/>
+      <w:pgNumType/>
       <w:docGrid w:linePitch="360"/>
-      <w:pgNumType/>
     </w:sectPr>
   </w:body>
 </w:document>
+</file>
+
+<file path=word/comments.xml><?xml version="1.0" encoding="utf-8"?>
+<w:comments xmlns:cx="http://schemas.microsoft.com/office/drawing/2014/chartex" xmlns:cx1="http://schemas.microsoft.com/office/drawing/2015/9/8/chartex" xmlns:cx2="http://schemas.microsoft.com/office/drawing/2015/10/21/chartex" xmlns:cx3="http://schemas.microsoft.com/office/drawing/2016/5/9/chartex" xmlns:cx4="http://schemas.microsoft.com/office/drawing/2016/5/10/chartex" xmlns:cx5="http://schemas.microsoft.com/office/drawing/2016/5/11/chartex" xmlns:cx6="http://schemas.microsoft.com/office/drawing/2016/5/12/chartex" xmlns:cx7="http://schemas.microsoft.com/office/drawing/2016/5/13/chartex" xmlns:cx8="http://schemas.microsoft.com/office/drawing/2016/5/14/chartex" xmlns:mc="http://schemas.openxmlformats.org/markup-compatibility/2006" xmlns:aink="http://schemas.microsoft.com/office/drawing/2016/ink" xmlns:am3d="http://schemas.microsoft.com/office/drawing/2017/model3d" xmlns:o="urn:schemas-microsoft-com:office:office" xmlns:r="http://schemas.openxmlformats.org/officeDocument/2006/relationships" xmlns:m="http://schemas.openxmlformats.org/officeDocument/2006/math" xmlns:v="urn:schemas-microsoft-com:vml" xmlns:wp14="http://schemas.microsoft.com/office/word/2010/wordprocessingDrawing" xmlns:wp="http://schemas.openxmlformats.org/drawingml/2006/wordprocessingDrawing" xmlns:w10="urn:schemas-microsoft-com:office:word" xmlns:w="http://schemas.openxmlformats.org/wordprocessingml/2006/main" xmlns:w14="http://schemas.microsoft.com/office/word/2010/wordml" xmlns:w15="http://schemas.microsoft.com/office/word/2012/wordml" xmlns:w16cex="http://schemas.microsoft.com/office/word/2018/wordml/cex" xmlns:w16cid="http://schemas.microsoft.com/office/word/2016/wordml/cid" xmlns:w16="http://schemas.microsoft.com/office/word/2018/wordml" xmlns:w16sdtdh="http://schemas.microsoft.com/office/word/2020/wordml/sdtdatahash" xmlns:w16se="http://schemas.microsoft.com/office/word/2015/wordml/symex" xmlns:wpg="http://schemas.microsoft.com/office/word/2010/wordprocessingGroup" xmlns:wpi="http://schemas.microsoft.com/office/word/2010/wordprocessingInk" xmlns:wne="http://schemas.microsoft.com/office/word/2006/wordml" xmlns:wps="http://schemas.microsoft.com/office/word/2010/wordprocessingShape"/>
+</file>
+
+<file path=word/endnotes.xml><?xml version="1.0" encoding="utf-8"?>
+<w:endnotes xmlns:wpc="http://schemas.microsoft.com/office/word/2010/wordprocessingCanvas" xmlns:mc="http://schemas.openxmlformats.org/markup-compatibility/2006" xmlns:o="urn:schemas-microsoft-com:office:office" xmlns:r="http://schemas.openxmlformats.org/officeDocument/2006/relationships" xmlns:m="http://schemas.openxmlformats.org/officeDocument/2006/math" xmlns:v="urn:schemas-microsoft-com:vml" xmlns:wp14="http://schemas.microsoft.com/office/word/2010/wordprocessingDrawing" xmlns:wp="http://schemas.openxmlformats.org/drawingml/2006/wordprocessingDrawing" xmlns:w10="urn:schemas-microsoft-com:office:word" xmlns:w="http://schemas.openxmlformats.org/wordprocessingml/2006/main" xmlns:w14="http://schemas.microsoft.com/office/word/2010/wordml" xmlns:w15="http://schemas.microsoft.com/office/word/2012/wordml" xmlns:wpg="http://schemas.microsoft.com/office/word/2010/wordprocessingGroup" xmlns:wpi="http://schemas.microsoft.com/office/word/2010/wordprocessingInk" xmlns:wne="http://schemas.microsoft.com/office/word/2006/wordml" xmlns:wps="http://schemas.microsoft.com/office/word/2010/wordprocessingShape" mc:Ignorable="w14 w15 wp14">
+  <w:endnote w:type="separator" w:id="-1">
+    <w:p>
+      <w:pPr>
+        <w:spacing w:after="0" w:line="240" w:lineRule="auto"/>
+      </w:pPr>
+      <w:r>
+        <w:rPr>
+          <w:rStyle w:val="EndnoteReference"/>
+        </w:rPr>
+        <w:endnoteRef/>
+      </w:r>
+      <w:r>
+        <w:separator/>
+      </w:r>
+    </w:p>
+  </w:endnote>
+  <w:endnote w:type="continuationSeparator" w:id="0">
+    <w:p>
+      <w:pPr>
+        <w:spacing w:after="0" w:line="240" w:lineRule="auto"/>
+      </w:pPr>
+      <w:r>
+        <w:rPr>
+          <w:rStyle w:val="EndnoteReference"/>
+        </w:rPr>
+        <w:endnoteRef/>
+      </w:r>
+      <w:r>
+        <w:continuationSeparator/>
+      </w:r>
+    </w:p>
+  </w:endnote>
+</w:endnotes>
 </file>
 
 <file path=word/footnotes.xml><?xml version="1.0" encoding="utf-8"?>
@@ -5608,87 +5647,87 @@
     <w:multiLevelType w:val="hybridMultilevel"/>
     <w:lvl w:ilvl="0" w15:tentative="1">
       <w:start w:val="1"/>
-      <w:lvlJc w:val="left"/>
       <w:numFmt w:val="bullet"/>
       <w:lvlText w:val="●"/>
+      <w:lvlJc w:val="left"/>
       <w:pPr>
         <w:ind w:left="720" w:hanging="360"/>
       </w:pPr>
     </w:lvl>
     <w:lvl w:ilvl="1" w15:tentative="1">
       <w:start w:val="1"/>
-      <w:lvlJc w:val="left"/>
       <w:numFmt w:val="bullet"/>
       <w:lvlText w:val="○"/>
+      <w:lvlJc w:val="left"/>
       <w:pPr>
         <w:ind w:left="1440" w:hanging="360"/>
       </w:pPr>
     </w:lvl>
     <w:lvl w:ilvl="2" w15:tentative="1">
       <w:start w:val="1"/>
-      <w:lvlJc w:val="left"/>
       <w:numFmt w:val="bullet"/>
       <w:lvlText w:val="■"/>
+      <w:lvlJc w:val="left"/>
       <w:pPr>
         <w:ind w:left="2160" w:hanging="360"/>
       </w:pPr>
     </w:lvl>
     <w:lvl w:ilvl="3" w15:tentative="1">
       <w:start w:val="1"/>
-      <w:lvlJc w:val="left"/>
       <w:numFmt w:val="bullet"/>
       <w:lvlText w:val="●"/>
+      <w:lvlJc w:val="left"/>
       <w:pPr>
         <w:ind w:left="2880" w:hanging="360"/>
       </w:pPr>
     </w:lvl>
     <w:lvl w:ilvl="4" w15:tentative="1">
       <w:start w:val="1"/>
-      <w:lvlJc w:val="left"/>
       <w:numFmt w:val="bullet"/>
       <w:lvlText w:val="○"/>
+      <w:lvlJc w:val="left"/>
       <w:pPr>
         <w:ind w:left="3600" w:hanging="360"/>
       </w:pPr>
     </w:lvl>
     <w:lvl w:ilvl="5" w15:tentative="1">
       <w:start w:val="1"/>
-      <w:lvlJc w:val="left"/>
       <w:numFmt w:val="bullet"/>
       <w:lvlText w:val="■"/>
+      <w:lvlJc w:val="left"/>
       <w:pPr>
         <w:ind w:left="4320" w:hanging="360"/>
       </w:pPr>
     </w:lvl>
     <w:lvl w:ilvl="6" w15:tentative="1">
       <w:start w:val="1"/>
-      <w:lvlJc w:val="left"/>
       <w:numFmt w:val="bullet"/>
       <w:lvlText w:val="●"/>
+      <w:lvlJc w:val="left"/>
       <w:pPr>
         <w:ind w:left="5040" w:hanging="360"/>
       </w:pPr>
     </w:lvl>
     <w:lvl w:ilvl="7" w15:tentative="1">
       <w:start w:val="1"/>
-      <w:lvlJc w:val="left"/>
       <w:numFmt w:val="bullet"/>
       <w:lvlText w:val="●"/>
+      <w:lvlJc w:val="left"/>
       <w:pPr>
         <w:ind w:left="5760" w:hanging="360"/>
       </w:pPr>
     </w:lvl>
     <w:lvl w:ilvl="8" w15:tentative="1">
       <w:start w:val="1"/>
-      <w:lvlJc w:val="left"/>
       <w:numFmt w:val="bullet"/>
       <w:lvlText w:val="●"/>
+      <w:lvlJc w:val="left"/>
       <w:pPr>
         <w:ind w:left="6480" w:hanging="360"/>
       </w:pPr>
     </w:lvl>
   </w:abstractNum>
-  <w:num w:numId="0">
+  <w:num w:numId="1">
     <w:abstractNumId w:val="1"/>
     <w:lvlOverride w:ilvl="0">
       <w:startOverride w:val="1"/>
@@ -5705,94 +5744,94 @@
   </w:docDefaults>
   <w:style w:type="paragraph" w:styleId="Title">
     <w:name w:val="Title"/>
+    <w:basedOn w:val="Normal"/>
+    <w:next w:val="Normal"/>
+    <w:qFormat/>
     <w:pPr>
       <w:spacing w:after="260"/>
     </w:pPr>
     <w:rPr>
-      <w:b w:val="true"/>
-      <w:bCs w:val="true"/>
+      <w:b/>
+      <w:bCs/>
       <w:sz w:val="56"/>
       <w:szCs w:val="56"/>
     </w:rPr>
+  </w:style>
+  <w:style w:type="paragraph" w:styleId="Heading1">
+    <w:name w:val="Heading 1"/>
     <w:basedOn w:val="Normal"/>
     <w:next w:val="Normal"/>
     <w:qFormat/>
-  </w:style>
-  <w:style w:type="paragraph" w:styleId="Heading1">
-    <w:name w:val="Heading 1"/>
     <w:pPr>
-      <w:spacing w:before="120" w:after="260"/>
+      <w:spacing w:after="260" w:before="120"/>
     </w:pPr>
     <w:rPr>
-      <w:b w:val="true"/>
-      <w:bCs w:val="true"/>
+      <w:b/>
+      <w:bCs/>
       <w:sz w:val="48"/>
       <w:szCs w:val="48"/>
     </w:rPr>
+  </w:style>
+  <w:style w:type="paragraph" w:styleId="Heading2">
+    <w:name w:val="Heading 2"/>
     <w:basedOn w:val="Normal"/>
     <w:next w:val="Normal"/>
     <w:qFormat/>
-  </w:style>
-  <w:style w:type="paragraph" w:styleId="Heading2">
-    <w:name w:val="Heading 2"/>
     <w:rPr>
       <w:color w:val="2E74B5"/>
       <w:sz w:val="26"/>
       <w:szCs w:val="26"/>
     </w:rPr>
+  </w:style>
+  <w:style w:type="paragraph" w:styleId="Heading3">
+    <w:name w:val="Heading 3"/>
     <w:basedOn w:val="Normal"/>
     <w:next w:val="Normal"/>
     <w:qFormat/>
-  </w:style>
-  <w:style w:type="paragraph" w:styleId="Heading3">
-    <w:name w:val="Heading 3"/>
     <w:rPr>
       <w:color w:val="1F4D78"/>
       <w:sz w:val="24"/>
       <w:szCs w:val="24"/>
     </w:rPr>
+  </w:style>
+  <w:style w:type="paragraph" w:styleId="Heading4">
+    <w:name w:val="Heading 4"/>
     <w:basedOn w:val="Normal"/>
     <w:next w:val="Normal"/>
     <w:qFormat/>
-  </w:style>
-  <w:style w:type="paragraph" w:styleId="Heading4">
-    <w:name w:val="Heading 4"/>
     <w:rPr>
-      <w:i w:val="true"/>
-      <w:iCs w:val="true"/>
+      <w:i/>
+      <w:iCs/>
       <w:color w:val="2E74B5"/>
     </w:rPr>
+  </w:style>
+  <w:style w:type="paragraph" w:styleId="Heading5">
+    <w:name w:val="Heading 5"/>
     <w:basedOn w:val="Normal"/>
     <w:next w:val="Normal"/>
     <w:qFormat/>
-  </w:style>
-  <w:style w:type="paragraph" w:styleId="Heading5">
-    <w:name w:val="Heading 5"/>
     <w:rPr>
       <w:color w:val="2E74B5"/>
     </w:rPr>
+  </w:style>
+  <w:style w:type="paragraph" w:styleId="Heading6">
+    <w:name w:val="Heading 6"/>
     <w:basedOn w:val="Normal"/>
     <w:next w:val="Normal"/>
     <w:qFormat/>
-  </w:style>
-  <w:style w:type="paragraph" w:styleId="Heading6">
-    <w:name w:val="Heading 6"/>
     <w:rPr>
       <w:color w:val="1F4D78"/>
     </w:rPr>
+  </w:style>
+  <w:style w:type="paragraph" w:styleId="Strong">
+    <w:name w:val="Strong"/>
     <w:basedOn w:val="Normal"/>
     <w:next w:val="Normal"/>
     <w:qFormat/>
-  </w:style>
-  <w:style w:type="paragraph" w:styleId="Strong">
-    <w:name w:val="Strong"/>
     <w:rPr>
-      <w:b w:val="true"/>
-      <w:bCs w:val="true"/>
+      <w:b/>
+      <w:bCs/>
     </w:rPr>
-    <w:basedOn w:val="Normal"/>
-    <w:next w:val="Normal"/>
-    <w:qFormat/>
   </w:style>
   <w:style w:type="paragraph" w:styleId="ListParagraph">
     <w:name w:val="List Paragraph"/>
@@ -5801,26 +5840,31 @@
   </w:style>
   <w:style w:type="character" w:styleId="Hyperlink">
     <w:name w:val="Hyperlink"/>
-    <w:rPr>
-      <w:u w:val="single"/>
-      <w:color w:val="0563C1"/>
-    </w:rPr>
+    <w:basedOn w:val="DefaultParagraphFont"/>
     <w:uiPriority w:val="99"/>
     <w:unhideWhenUsed/>
-    <w:basedOn w:val="DefaultParagraphFont"/>
+    <w:rPr>
+      <w:color w:val="0563C1"/>
+      <w:u w:val="single"/>
+    </w:rPr>
   </w:style>
   <w:style w:type="character" w:styleId="FootnoteReference">
     <w:name w:val="footnote reference"/>
+    <w:basedOn w:val="DefaultParagraphFont"/>
+    <w:uiPriority w:val="99"/>
+    <w:semiHidden/>
+    <w:unhideWhenUsed/>
     <w:rPr>
       <w:vertAlign w:val="superscript"/>
     </w:rPr>
-    <w:uiPriority w:val="99"/>
-    <w:unhideWhenUsed/>
-    <w:basedOn w:val="DefaultParagraphFont"/>
-    <w:semiHidden/>
   </w:style>
   <w:style w:type="paragraph" w:styleId="FootnoteText">
     <w:name w:val="footnote text"/>
+    <w:basedOn w:val="Normal"/>
+    <w:link w:val="FootnoteTextChar"/>
+    <w:uiPriority w:val="99"/>
+    <w:semiHidden/>
+    <w:unhideWhenUsed/>
     <w:pPr>
       <w:spacing w:after="0" w:line="240" w:lineRule="auto"/>
     </w:pPr>
@@ -5828,23 +5872,55 @@
       <w:sz w:val="20"/>
       <w:szCs w:val="20"/>
     </w:rPr>
-    <w:basedOn w:val="Normal"/>
-    <w:link w:val="FootnoteTextChar"/>
-    <w:semiHidden/>
-    <w:uiPriority w:val="99"/>
-    <w:unhideWhenUsed/>
   </w:style>
   <w:style w:type="character" w:styleId="FootnoteTextChar">
     <w:name w:val="Footnote Text Char"/>
+    <w:basedOn w:val="DefaultParagraphFont"/>
+    <w:link w:val="FootnoteText"/>
+    <w:uiPriority w:val="99"/>
+    <w:semiHidden/>
+    <w:unhideWhenUsed/>
     <w:rPr>
       <w:sz w:val="20"/>
       <w:szCs w:val="20"/>
     </w:rPr>
+  </w:style>
+  <w:style w:type="character" w:styleId="EndnoteReference">
+    <w:name w:val="endnote reference"/>
+    <w:basedOn w:val="DefaultParagraphFont"/>
     <w:uiPriority w:val="99"/>
+    <w:semiHidden/>
     <w:unhideWhenUsed/>
+    <w:rPr>
+      <w:vertAlign w:val="superscript"/>
+    </w:rPr>
+  </w:style>
+  <w:style w:type="paragraph" w:styleId="EndnoteText">
+    <w:name w:val="endnote text"/>
+    <w:basedOn w:val="Normal"/>
+    <w:link w:val="EndnoteTextChar"/>
+    <w:uiPriority w:val="99"/>
+    <w:semiHidden/>
+    <w:unhideWhenUsed/>
+    <w:pPr>
+      <w:spacing w:after="0" w:line="240" w:lineRule="auto"/>
+    </w:pPr>
+    <w:rPr>
+      <w:sz w:val="20"/>
+      <w:szCs w:val="20"/>
+    </w:rPr>
+  </w:style>
+  <w:style w:type="character" w:styleId="EndnoteTextChar">
+    <w:name w:val="Endnote Text Char"/>
     <w:basedOn w:val="DefaultParagraphFont"/>
-    <w:link w:val="FootnoteText"/>
+    <w:link w:val="EndnoteText"/>
+    <w:uiPriority w:val="99"/>
     <w:semiHidden/>
+    <w:unhideWhenUsed/>
+    <w:rPr>
+      <w:sz w:val="20"/>
+      <w:szCs w:val="20"/>
+    </w:rPr>
   </w:style>
   <w:style w:type="paragraph" w:styleId="script">
     <w:name w:val="Script"/>
@@ -5857,278 +5933,4 @@
     </w:rPr>
   </w:style>
 </w:styles>
-</file>
-
-<file path=customXml/item1.xml><?xml version="1.0" encoding="utf-8"?>
-<ct:contentTypeSchema xmlns:ct="http://schemas.microsoft.com/office/2006/metadata/contentType" xmlns:ma="http://schemas.microsoft.com/office/2006/metadata/properties/metaAttributes" ct:_="" ma:_="" ma:contentTypeName="Document" ma:contentTypeID="0x0101009FA1A6C12D5787448B6C6587D08F2965" ma:contentTypeVersion="16" ma:contentTypeDescription="Create a new document." ma:contentTypeScope="" ma:versionID="f761e0c469cfbaff44f5778f0037afbe">
-  <xsd:schema xmlns:xsd="http://www.w3.org/2001/XMLSchema" xmlns:xs="http://www.w3.org/2001/XMLSchema" xmlns:p="http://schemas.microsoft.com/office/2006/metadata/properties" xmlns:ns2="3352e729-ef3a-4ad2-a915-07867a2cbda9" xmlns:ns3="afa60c69-e8fd-4ab1-8c56-0fe28cc4c33c" targetNamespace="http://schemas.microsoft.com/office/2006/metadata/properties" ma:root="true" ma:fieldsID="4112f99f01cfafd8b48e38df3bf566de" ns2:_="" ns3:_="">
-    <xsd:import namespace="3352e729-ef3a-4ad2-a915-07867a2cbda9"/>
-    <xsd:import namespace="afa60c69-e8fd-4ab1-8c56-0fe28cc4c33c"/>
-    <xsd:element name="properties">
-      <xsd:complexType>
-        <xsd:sequence>
-          <xsd:element name="documentManagement">
-            <xsd:complexType>
-              <xsd:all>
-                <xsd:element ref="ns2:SharedWithUsers" minOccurs="0"/>
-                <xsd:element ref="ns2:SharedWithDetails" minOccurs="0"/>
-                <xsd:element ref="ns3:MediaServiceMetadata" minOccurs="0"/>
-                <xsd:element ref="ns3:MediaServiceFastMetadata" minOccurs="0"/>
-                <xsd:element ref="ns3:lcf76f155ced4ddcb4097134ff3c332f" minOccurs="0"/>
-                <xsd:element ref="ns2:TaxCatchAll" minOccurs="0"/>
-                <xsd:element ref="ns3:MediaServiceGenerationTime" minOccurs="0"/>
-                <xsd:element ref="ns3:MediaServiceEventHashCode" minOccurs="0"/>
-                <xsd:element ref="ns3:MediaServiceOCR" minOccurs="0"/>
-                <xsd:element ref="ns3:MediaServiceDateTaken" minOccurs="0"/>
-                <xsd:element ref="ns3:MediaLengthInSeconds" minOccurs="0"/>
-                <xsd:element ref="ns3:MediaServiceObjectDetectorVersions" minOccurs="0"/>
-                <xsd:element ref="ns3:MediaServiceLocation" minOccurs="0"/>
-                <xsd:element ref="ns3:Ready" minOccurs="0"/>
-                <xsd:element ref="ns3:MediaServiceSearchProperties" minOccurs="0"/>
-              </xsd:all>
-            </xsd:complexType>
-          </xsd:element>
-        </xsd:sequence>
-      </xsd:complexType>
-    </xsd:element>
-  </xsd:schema>
-  <xsd:schema xmlns:xsd="http://www.w3.org/2001/XMLSchema" xmlns:xs="http://www.w3.org/2001/XMLSchema" xmlns:dms="http://schemas.microsoft.com/office/2006/documentManagement/types" xmlns:pc="http://schemas.microsoft.com/office/infopath/2007/PartnerControls" targetNamespace="3352e729-ef3a-4ad2-a915-07867a2cbda9" elementFormDefault="qualified">
-    <xsd:import namespace="http://schemas.microsoft.com/office/2006/documentManagement/types"/>
-    <xsd:import namespace="http://schemas.microsoft.com/office/infopath/2007/PartnerControls"/>
-    <xsd:element name="SharedWithUsers" ma:index="8" nillable="true" ma:displayName="Shared With" ma:internalName="SharedWithUsers" ma:readOnly="true">
-      <xsd:complexType>
-        <xsd:complexContent>
-          <xsd:extension base="dms:UserMulti">
-            <xsd:sequence>
-              <xsd:element name="UserInfo" minOccurs="0" maxOccurs="unbounded">
-                <xsd:complexType>
-                  <xsd:sequence>
-                    <xsd:element name="DisplayName" type="xsd:string" minOccurs="0"/>
-                    <xsd:element name="AccountId" type="dms:UserId" minOccurs="0" nillable="true"/>
-                    <xsd:element name="AccountType" type="xsd:string" minOccurs="0"/>
-                  </xsd:sequence>
-                </xsd:complexType>
-              </xsd:element>
-            </xsd:sequence>
-          </xsd:extension>
-        </xsd:complexContent>
-      </xsd:complexType>
-    </xsd:element>
-    <xsd:element name="SharedWithDetails" ma:index="9" nillable="true" ma:displayName="Shared With Details" ma:internalName="SharedWithDetails" ma:readOnly="true">
-      <xsd:simpleType>
-        <xsd:restriction base="dms:Note">
-          <xsd:maxLength value="255"/>
-        </xsd:restriction>
-      </xsd:simpleType>
-    </xsd:element>
-    <xsd:element name="TaxCatchAll" ma:index="14" nillable="true" ma:displayName="Taxonomy Catch All Column" ma:hidden="true" ma:list="{de49db0c-00f2-4bfe-9211-f25992e9014c}" ma:internalName="TaxCatchAll" ma:showField="CatchAllData" ma:web="3352e729-ef3a-4ad2-a915-07867a2cbda9">
-      <xsd:complexType>
-        <xsd:complexContent>
-          <xsd:extension base="dms:MultiChoiceLookup">
-            <xsd:sequence>
-              <xsd:element name="Value" type="dms:Lookup" maxOccurs="unbounded" minOccurs="0" nillable="true"/>
-            </xsd:sequence>
-          </xsd:extension>
-        </xsd:complexContent>
-      </xsd:complexType>
-    </xsd:element>
-  </xsd:schema>
-  <xsd:schema xmlns:xsd="http://www.w3.org/2001/XMLSchema" xmlns:xs="http://www.w3.org/2001/XMLSchema" xmlns:dms="http://schemas.microsoft.com/office/2006/documentManagement/types" xmlns:pc="http://schemas.microsoft.com/office/infopath/2007/PartnerControls" targetNamespace="afa60c69-e8fd-4ab1-8c56-0fe28cc4c33c" elementFormDefault="qualified">
-    <xsd:import namespace="http://schemas.microsoft.com/office/2006/documentManagement/types"/>
-    <xsd:import namespace="http://schemas.microsoft.com/office/infopath/2007/PartnerControls"/>
-    <xsd:element name="MediaServiceMetadata" ma:index="10" nillable="true" ma:displayName="MediaServiceMetadata" ma:hidden="true" ma:internalName="MediaServiceMetadata" ma:readOnly="true">
-      <xsd:simpleType>
-        <xsd:restriction base="dms:Note"/>
-      </xsd:simpleType>
-    </xsd:element>
-    <xsd:element name="MediaServiceFastMetadata" ma:index="11" nillable="true" ma:displayName="MediaServiceFastMetadata" ma:hidden="true" ma:internalName="MediaServiceFastMetadata" ma:readOnly="true">
-      <xsd:simpleType>
-        <xsd:restriction base="dms:Note"/>
-      </xsd:simpleType>
-    </xsd:element>
-    <xsd:element name="lcf76f155ced4ddcb4097134ff3c332f" ma:index="13" nillable="true" ma:taxonomy="true" ma:internalName="lcf76f155ced4ddcb4097134ff3c332f" ma:taxonomyFieldName="MediaServiceImageTags" ma:displayName="Image Tags" ma:readOnly="false" ma:fieldId="{5cf76f15-5ced-4ddc-b409-7134ff3c332f}" ma:taxonomyMulti="true" ma:sspId="58c5ea09-abb6-4116-bc0f-a41c80660e17" ma:termSetId="09814cd3-568e-fe90-9814-8d621ff8fb84" ma:anchorId="fba54fb3-c3e1-fe81-a776-ca4b69148c4d" ma:open="true" ma:isKeyword="false">
-      <xsd:complexType>
-        <xsd:sequence>
-          <xsd:element ref="pc:Terms" minOccurs="0" maxOccurs="1"/>
-        </xsd:sequence>
-      </xsd:complexType>
-    </xsd:element>
-    <xsd:element name="MediaServiceGenerationTime" ma:index="15" nillable="true" ma:displayName="MediaServiceGenerationTime" ma:hidden="true" ma:internalName="MediaServiceGenerationTime" ma:readOnly="true">
-      <xsd:simpleType>
-        <xsd:restriction base="dms:Text"/>
-      </xsd:simpleType>
-    </xsd:element>
-    <xsd:element name="MediaServiceEventHashCode" ma:index="16" nillable="true" ma:displayName="MediaServiceEventHashCode" ma:hidden="true" ma:internalName="MediaServiceEventHashCode" ma:readOnly="true">
-      <xsd:simpleType>
-        <xsd:restriction base="dms:Text"/>
-      </xsd:simpleType>
-    </xsd:element>
-    <xsd:element name="MediaServiceOCR" ma:index="17" nillable="true" ma:displayName="Extracted Text" ma:internalName="MediaServiceOCR" ma:readOnly="true">
-      <xsd:simpleType>
-        <xsd:restriction base="dms:Note">
-          <xsd:maxLength value="255"/>
-        </xsd:restriction>
-      </xsd:simpleType>
-    </xsd:element>
-    <xsd:element name="MediaServiceDateTaken" ma:index="18" nillable="true" ma:displayName="MediaServiceDateTaken" ma:hidden="true" ma:indexed="true" ma:internalName="MediaServiceDateTaken" ma:readOnly="true">
-      <xsd:simpleType>
-        <xsd:restriction base="dms:Text"/>
-      </xsd:simpleType>
-    </xsd:element>
-    <xsd:element name="MediaLengthInSeconds" ma:index="19" nillable="true" ma:displayName="MediaLengthInSeconds" ma:hidden="true" ma:internalName="MediaLengthInSeconds" ma:readOnly="true">
-      <xsd:simpleType>
-        <xsd:restriction base="dms:Unknown"/>
-      </xsd:simpleType>
-    </xsd:element>
-    <xsd:element name="MediaServiceObjectDetectorVersions" ma:index="20" nillable="true" ma:displayName="MediaServiceObjectDetectorVersions" ma:hidden="true" ma:indexed="true" ma:internalName="MediaServiceObjectDetectorVersions" ma:readOnly="true">
-      <xsd:simpleType>
-        <xsd:restriction base="dms:Text"/>
-      </xsd:simpleType>
-    </xsd:element>
-    <xsd:element name="MediaServiceLocation" ma:index="21" nillable="true" ma:displayName="Location" ma:indexed="true" ma:internalName="MediaServiceLocation" ma:readOnly="true">
-      <xsd:simpleType>
-        <xsd:restriction base="dms:Text"/>
-      </xsd:simpleType>
-    </xsd:element>
-    <xsd:element name="Ready" ma:index="22" nillable="true" ma:displayName="Ready" ma:default="1" ma:description="Ready to create PDF" ma:format="Dropdown" ma:internalName="Ready">
-      <xsd:simpleType>
-        <xsd:restriction base="dms:Boolean"/>
-      </xsd:simpleType>
-    </xsd:element>
-    <xsd:element name="MediaServiceSearchProperties" ma:index="23" nillable="true" ma:displayName="MediaServiceSearchProperties" ma:hidden="true" ma:internalName="MediaServiceSearchProperties" ma:readOnly="true">
-      <xsd:simpleType>
-        <xsd:restriction base="dms:Note"/>
-      </xsd:simpleType>
-    </xsd:element>
-  </xsd:schema>
-  <xsd:schema xmlns="http://schemas.openxmlformats.org/package/2006/metadata/core-properties" xmlns:xsd="http://www.w3.org/2001/XMLSchema" xmlns:xsi="http://www.w3.org/2001/XMLSchema-instance" xmlns:dc="http://purl.org/dc/elements/1.1/" xmlns:dcterms="http://purl.org/dc/terms/" xmlns:odoc="http://schemas.microsoft.com/internal/obd" targetNamespace="http://schemas.openxmlformats.org/package/2006/metadata/core-properties" elementFormDefault="qualified" attributeFormDefault="unqualified" blockDefault="#all">
-    <xsd:import namespace="http://purl.org/dc/elements/1.1/" schemaLocation="http://dublincore.org/schemas/xmls/qdc/2003/04/02/dc.xsd"/>
-    <xsd:import namespace="http://purl.org/dc/terms/" schemaLocation="http://dublincore.org/schemas/xmls/qdc/2003/04/02/dcterms.xsd"/>
-    <xsd:element name="coreProperties" type="CT_coreProperties"/>
-    <xsd:complexType name="CT_coreProperties">
-      <xsd:all>
-        <xsd:element ref="dc:creator" minOccurs="0" maxOccurs="1"/>
-        <xsd:element ref="dcterms:created" minOccurs="0" maxOccurs="1"/>
-        <xsd:element ref="dc:identifier" minOccurs="0" maxOccurs="1"/>
-        <xsd:element name="contentType" minOccurs="0" maxOccurs="1" type="xsd:string" ma:index="0" ma:displayName="Content Type"/>
-        <xsd:element ref="dc:title" minOccurs="0" maxOccurs="1" ma:index="4" ma:displayName="Title"/>
-        <xsd:element ref="dc:subject" minOccurs="0" maxOccurs="1"/>
-        <xsd:element ref="dc:description" minOccurs="0" maxOccurs="1"/>
-        <xsd:element name="keywords" minOccurs="0" maxOccurs="1" type="xsd:string"/>
-        <xsd:element ref="dc:language" minOccurs="0" maxOccurs="1"/>
-        <xsd:element name="category" minOccurs="0" maxOccurs="1" type="xsd:string"/>
-        <xsd:element name="version" minOccurs="0" maxOccurs="1" type="xsd:string"/>
-        <xsd:element name="revision" minOccurs="0" maxOccurs="1" type="xsd:string">
-          <xsd:annotation>
-            <xsd:documentation>
-                        This value indicates the number of saves or revisions. The application is responsible for updating this value after each revision.
-                    </xsd:documentation>
-          </xsd:annotation>
-        </xsd:element>
-        <xsd:element name="lastModifiedBy" minOccurs="0" maxOccurs="1" type="xsd:string"/>
-        <xsd:element ref="dcterms:modified" minOccurs="0" maxOccurs="1"/>
-        <xsd:element name="contentStatus" minOccurs="0" maxOccurs="1" type="xsd:string"/>
-      </xsd:all>
-    </xsd:complexType>
-  </xsd:schema>
-  <xs:schema xmlns:pc="http://schemas.microsoft.com/office/infopath/2007/PartnerControls" xmlns:xs="http://www.w3.org/2001/XMLSchema" targetNamespace="http://schemas.microsoft.com/office/infopath/2007/PartnerControls" elementFormDefault="qualified" attributeFormDefault="unqualified">
-    <xs:element name="Person">
-      <xs:complexType>
-        <xs:sequence>
-          <xs:element ref="pc:DisplayName" minOccurs="0"/>
-          <xs:element ref="pc:AccountId" minOccurs="0"/>
-          <xs:element ref="pc:AccountType" minOccurs="0"/>
-        </xs:sequence>
-      </xs:complexType>
-    </xs:element>
-    <xs:element name="DisplayName" type="xs:string"/>
-    <xs:element name="AccountId" type="xs:string"/>
-    <xs:element name="AccountType" type="xs:string"/>
-    <xs:element name="BDCAssociatedEntity">
-      <xs:complexType>
-        <xs:sequence>
-          <xs:element ref="pc:BDCEntity" minOccurs="0" maxOccurs="unbounded"/>
-        </xs:sequence>
-        <xs:attribute ref="pc:EntityNamespace"/>
-        <xs:attribute ref="pc:EntityName"/>
-        <xs:attribute ref="pc:SystemInstanceName"/>
-        <xs:attribute ref="pc:AssociationName"/>
-      </xs:complexType>
-    </xs:element>
-    <xs:attribute name="EntityNamespace" type="xs:string"/>
-    <xs:attribute name="EntityName" type="xs:string"/>
-    <xs:attribute name="SystemInstanceName" type="xs:string"/>
-    <xs:attribute name="AssociationName" type="xs:string"/>
-    <xs:element name="BDCEntity">
-      <xs:complexType>
-        <xs:sequence>
-          <xs:element ref="pc:EntityDisplayName" minOccurs="0"/>
-          <xs:element ref="pc:EntityInstanceReference" minOccurs="0"/>
-          <xs:element ref="pc:EntityId1" minOccurs="0"/>
-          <xs:element ref="pc:EntityId2" minOccurs="0"/>
-          <xs:element ref="pc:EntityId3" minOccurs="0"/>
-          <xs:element ref="pc:EntityId4" minOccurs="0"/>
-          <xs:element ref="pc:EntityId5" minOccurs="0"/>
-        </xs:sequence>
-      </xs:complexType>
-    </xs:element>
-    <xs:element name="EntityDisplayName" type="xs:string"/>
-    <xs:element name="EntityInstanceReference" type="xs:string"/>
-    <xs:element name="EntityId1" type="xs:string"/>
-    <xs:element name="EntityId2" type="xs:string"/>
-    <xs:element name="EntityId3" type="xs:string"/>
-    <xs:element name="EntityId4" type="xs:string"/>
-    <xs:element name="EntityId5" type="xs:string"/>
-    <xs:element name="Terms">
-      <xs:complexType>
-        <xs:sequence>
-          <xs:element ref="pc:TermInfo" minOccurs="0" maxOccurs="unbounded"/>
-        </xs:sequence>
-      </xs:complexType>
-    </xs:element>
-    <xs:element name="TermInfo">
-      <xs:complexType>
-        <xs:sequence>
-          <xs:element ref="pc:TermName" minOccurs="0"/>
-          <xs:element ref="pc:TermId" minOccurs="0"/>
-        </xs:sequence>
-      </xs:complexType>
-    </xs:element>
-    <xs:element name="TermName" type="xs:string"/>
-    <xs:element name="TermId" type="xs:string"/>
-  </xs:schema>
-</ct:contentTypeSchema>
-</file>
-
-<file path=customXml/item2.xml><?xml version="1.0" encoding="utf-8"?>
-<?mso-contentType ?>
-<FormTemplates xmlns="http://schemas.microsoft.com/sharepoint/v3/contenttype/forms">
-  <Display>DocumentLibraryForm</Display>
-  <Edit>DocumentLibraryForm</Edit>
-  <New>DocumentLibraryForm</New>
-</FormTemplates>
-</file>
-
-<file path=customXml/item3.xml><?xml version="1.0" encoding="utf-8"?>
-<p:properties xmlns:p="http://schemas.microsoft.com/office/2006/metadata/properties" xmlns:xsi="http://www.w3.org/2001/XMLSchema-instance" xmlns:pc="http://schemas.microsoft.com/office/infopath/2007/PartnerControls">
-  <documentManagement>
-    <TaxCatchAll xmlns="3352e729-ef3a-4ad2-a915-07867a2cbda9" xsi:nil="true"/>
-    <lcf76f155ced4ddcb4097134ff3c332f xmlns="afa60c69-e8fd-4ab1-8c56-0fe28cc4c33c">
-      <Terms xmlns="http://schemas.microsoft.com/office/infopath/2007/PartnerControls"/>
-    </lcf76f155ced4ddcb4097134ff3c332f>
-    <Ready xmlns="afa60c69-e8fd-4ab1-8c56-0fe28cc4c33c">true</Ready>
-  </documentManagement>
-</p:properties>
-</file>
-
-<file path=customXml/itemProps1.xml><?xml version="1.0" encoding="utf-8"?>
-<ds:datastoreItem xmlns:ds="http://schemas.openxmlformats.org/officeDocument/2006/customXml" ds:itemID="{506C2BB0-1CE2-40F1-A75B-B905E5ACA66C}"/>
-</file>
-
-<file path=customXml/itemProps2.xml><?xml version="1.0" encoding="utf-8"?>
-<ds:datastoreItem xmlns:ds="http://schemas.openxmlformats.org/officeDocument/2006/customXml" ds:itemID="{B0D3E618-75C3-426F-BA3F-C1982D376153}"/>
-</file>
-
-<file path=customXml/itemProps3.xml><?xml version="1.0" encoding="utf-8"?>
-<ds:datastoreItem xmlns:ds="http://schemas.openxmlformats.org/officeDocument/2006/customXml" ds:itemID="{D1BB6CB6-C532-46BF-85BA-C2BDD7D687E8}"/>
 </file>